--- a/docs/tables/whole/sec4_death_90.docx
+++ b/docs/tables/whole/sec4_death_90.docx
@@ -23,8 +23,8 @@
         <w:gridCol w:w="1389"/>
         <w:gridCol w:w="1181"/>
         <w:gridCol w:w="778"/>
-        <w:gridCol w:w="7078"/>
-        <w:gridCol w:w="32769"/>
+        <w:gridCol w:w="7384"/>
+        <w:gridCol w:w="38886"/>
         <w:gridCol w:w="1181"/>
       </w:tblGrid>
       <w:tr>
@@ -838,7 +838,7 @@
                 <w:szCs w:val="22"/>
                 <w:color w:val="000000"/>
               </w:rPr>
-              <w:t xml:space="preserve">323</w:t>
+              <w:t xml:space="preserve">322</w:t>
             </w:r>
           </w:p>
         </w:tc>
@@ -944,7 +944,7 @@
                 <w:szCs w:val="22"/>
                 <w:color w:val="000000"/>
               </w:rPr>
-              <w:t xml:space="preserve">0.56, 2.42</w:t>
+              <w:t xml:space="preserve">0.56, 2.43</w:t>
             </w:r>
           </w:p>
         </w:tc>
@@ -997,7 +997,7 @@
                 <w:szCs w:val="22"/>
                 <w:color w:val="000000"/>
               </w:rPr>
-              <w:t xml:space="preserve">0.694</w:t>
+              <w:t xml:space="preserve">0.689</w:t>
             </w:r>
           </w:p>
         </w:tc>
@@ -1050,7 +1050,7 @@
                 <w:szCs w:val="22"/>
                 <w:color w:val="000000"/>
               </w:rPr>
-              <w:t xml:space="preserve">323</w:t>
+              <w:t xml:space="preserve">322</w:t>
             </w:r>
           </w:p>
         </w:tc>
@@ -1103,7 +1103,7 @@
                 <w:szCs w:val="22"/>
                 <w:color w:val="000000"/>
               </w:rPr>
-              <w:t xml:space="preserve">797</w:t>
+              <w:t xml:space="preserve">593</w:t>
             </w:r>
           </w:p>
         </w:tc>
@@ -1209,7 +1209,7 @@
                 <w:szCs w:val="22"/>
                 <w:color w:val="000000"/>
               </w:rPr>
-              <w:t xml:space="preserve">0.992</w:t>
+              <w:t xml:space="preserve">0.994</w:t>
             </w:r>
           </w:p>
         </w:tc>
@@ -1321,7 +1321,7 @@
                 <w:szCs w:val="22"/>
                 <w:color w:val="000000"/>
               </w:rPr>
-              <w:t xml:space="preserve">323</w:t>
+              <w:t xml:space="preserve">322</w:t>
             </w:r>
           </w:p>
         </w:tc>
@@ -1533,166 +1533,166 @@
                 <w:szCs w:val="22"/>
                 <w:color w:val="000000"/>
               </w:rPr>
-              <w:t xml:space="preserve">323</w:t>
-            </w:r>
-          </w:p>
-        </w:tc>
-        <w:tc>
-          <w:tcPr>
-            <w:tcBorders>
-              <w:bottom w:val="none" w:sz="0" w:space="0" w:color="000000"/>
-              <w:top w:val="none" w:sz="0" w:space="0" w:color="000000"/>
-              <w:left w:val="none" w:sz="0" w:space="0" w:color="000000"/>
-              <w:right w:val="none" w:sz="0" w:space="0" w:color="000000"/>
-            </w:tcBorders>
-            <w:shd w:val="clear" w:color="auto" w:fill="FFFFFF"/>
-            <w:tcMar>
-              <w:top w:w="0" w:type="dxa"/>
-              <w:bottom w:w="0" w:type="dxa"/>
-              <w:left w:w="0" w:type="dxa"/>
-              <w:right w:w="0" w:type="dxa"/>
-            </w:tcMar>
-            <w:vAlign w:val="top"/>
-          </w:tcPr>
-          <w:p>
-            <w:pPr>
-              <w:pStyle w:val="Normal"/>
-              <w:jc w:val="center"/>
-              <w:pBdr>
-                <w:bottom w:val="none" w:sz="0" w:space="0" w:color="000000"/>
-                <w:top w:val="none" w:sz="0" w:space="0" w:color="000000"/>
-                <w:left w:val="none" w:sz="0" w:space="0" w:color="000000"/>
-                <w:right w:val="none" w:sz="0" w:space="0" w:color="000000"/>
-              </w:pBdr>
-              <w:spacing w:after="100" w:before="100" w:line="240"/>
-              <w:ind w:left="100" w:right="100" w:firstLine="0" w:firstLineChars="0"/>
-              <w:rPr>
-                <w:rFonts w:ascii="Helvetica" w:hAnsi="Helvetica" w:eastAsia="Helvetica" w:cs="Helvetica"/>
-                <w:i w:val="false"/>
-                <w:b w:val="false"/>
-                <w:u w:val="none"/>
-                <w:sz w:val="22"/>
-                <w:szCs w:val="22"/>
-                <w:color w:val="000000"/>
-              </w:rPr>
-            </w:pPr>
-            <w:r>
-              <w:rPr>
-                <w:rFonts w:ascii="Helvetica" w:hAnsi="Helvetica" w:eastAsia="Helvetica" w:cs="Helvetica"/>
-                <w:i w:val="false"/>
-                <w:b w:val="false"/>
-                <w:u w:val="none"/>
-                <w:sz w:val="22"/>
-                <w:szCs w:val="22"/>
-                <w:color w:val="000000"/>
-              </w:rPr>
-              <w:t xml:space="preserve">0.77</w:t>
-            </w:r>
-          </w:p>
-        </w:tc>
-        <w:tc>
-          <w:tcPr>
-            <w:tcBorders>
-              <w:bottom w:val="none" w:sz="0" w:space="0" w:color="000000"/>
-              <w:top w:val="none" w:sz="0" w:space="0" w:color="000000"/>
-              <w:left w:val="none" w:sz="0" w:space="0" w:color="000000"/>
-              <w:right w:val="none" w:sz="0" w:space="0" w:color="000000"/>
-            </w:tcBorders>
-            <w:shd w:val="clear" w:color="auto" w:fill="FFFFFF"/>
-            <w:tcMar>
-              <w:top w:w="0" w:type="dxa"/>
-              <w:bottom w:w="0" w:type="dxa"/>
-              <w:left w:w="0" w:type="dxa"/>
-              <w:right w:w="0" w:type="dxa"/>
-            </w:tcMar>
-            <w:vAlign w:val="top"/>
-          </w:tcPr>
-          <w:p>
-            <w:pPr>
-              <w:pStyle w:val="Normal"/>
-              <w:jc w:val="center"/>
-              <w:pBdr>
-                <w:bottom w:val="none" w:sz="0" w:space="0" w:color="000000"/>
-                <w:top w:val="none" w:sz="0" w:space="0" w:color="000000"/>
-                <w:left w:val="none" w:sz="0" w:space="0" w:color="000000"/>
-                <w:right w:val="none" w:sz="0" w:space="0" w:color="000000"/>
-              </w:pBdr>
-              <w:spacing w:after="100" w:before="100" w:line="240"/>
-              <w:ind w:left="100" w:right="100" w:firstLine="0" w:firstLineChars="0"/>
-              <w:rPr>
-                <w:rFonts w:ascii="Helvetica" w:hAnsi="Helvetica" w:eastAsia="Helvetica" w:cs="Helvetica"/>
-                <w:i w:val="false"/>
-                <w:b w:val="false"/>
-                <w:u w:val="none"/>
-                <w:sz w:val="22"/>
-                <w:szCs w:val="22"/>
-                <w:color w:val="000000"/>
-              </w:rPr>
-            </w:pPr>
-            <w:r>
-              <w:rPr>
-                <w:rFonts w:ascii="Helvetica" w:hAnsi="Helvetica" w:eastAsia="Helvetica" w:cs="Helvetica"/>
-                <w:i w:val="false"/>
-                <w:b w:val="false"/>
-                <w:u w:val="none"/>
-                <w:sz w:val="22"/>
-                <w:szCs w:val="22"/>
-                <w:color w:val="000000"/>
-              </w:rPr>
-              <w:t xml:space="preserve">0.00, 88,447,390,085,331,059,769,706,081,338,265,613,402,633,995,910,707,006,402,805,366,019,030,564,684,693,504</w:t>
-            </w:r>
-          </w:p>
-        </w:tc>
-        <w:tc>
-          <w:tcPr>
-            <w:tcBorders>
-              <w:bottom w:val="none" w:sz="0" w:space="0" w:color="000000"/>
-              <w:top w:val="none" w:sz="0" w:space="0" w:color="000000"/>
-              <w:left w:val="none" w:sz="0" w:space="0" w:color="000000"/>
-              <w:right w:val="none" w:sz="0" w:space="0" w:color="000000"/>
-            </w:tcBorders>
-            <w:shd w:val="clear" w:color="auto" w:fill="FFFFFF"/>
-            <w:tcMar>
-              <w:top w:w="0" w:type="dxa"/>
-              <w:bottom w:w="0" w:type="dxa"/>
-              <w:left w:w="0" w:type="dxa"/>
-              <w:right w:w="0" w:type="dxa"/>
-            </w:tcMar>
-            <w:vAlign w:val="top"/>
-          </w:tcPr>
-          <w:p>
-            <w:pPr>
-              <w:pStyle w:val="Normal"/>
-              <w:jc w:val="center"/>
-              <w:pBdr>
-                <w:bottom w:val="none" w:sz="0" w:space="0" w:color="000000"/>
-                <w:top w:val="none" w:sz="0" w:space="0" w:color="000000"/>
-                <w:left w:val="none" w:sz="0" w:space="0" w:color="000000"/>
-                <w:right w:val="none" w:sz="0" w:space="0" w:color="000000"/>
-              </w:pBdr>
-              <w:spacing w:after="100" w:before="100" w:line="240"/>
-              <w:ind w:left="100" w:right="100" w:firstLine="0" w:firstLineChars="0"/>
-              <w:rPr>
-                <w:rFonts w:ascii="Helvetica" w:hAnsi="Helvetica" w:eastAsia="Helvetica" w:cs="Helvetica"/>
-                <w:i w:val="false"/>
-                <w:b w:val="false"/>
-                <w:u w:val="none"/>
-                <w:sz w:val="22"/>
-                <w:szCs w:val="22"/>
-                <w:color w:val="000000"/>
-              </w:rPr>
-            </w:pPr>
-            <w:r>
-              <w:rPr>
-                <w:rFonts w:ascii="Helvetica" w:hAnsi="Helvetica" w:eastAsia="Helvetica" w:cs="Helvetica"/>
-                <w:i w:val="false"/>
-                <w:b w:val="false"/>
-                <w:u w:val="none"/>
-                <w:sz w:val="22"/>
-                <w:szCs w:val="22"/>
-                <w:color w:val="000000"/>
-              </w:rPr>
-              <w:t xml:space="preserve">0.998</w:t>
+              <w:t xml:space="preserve">322</w:t>
+            </w:r>
+          </w:p>
+        </w:tc>
+        <w:tc>
+          <w:tcPr>
+            <w:tcBorders>
+              <w:bottom w:val="none" w:sz="0" w:space="0" w:color="000000"/>
+              <w:top w:val="none" w:sz="0" w:space="0" w:color="000000"/>
+              <w:left w:val="none" w:sz="0" w:space="0" w:color="000000"/>
+              <w:right w:val="none" w:sz="0" w:space="0" w:color="000000"/>
+            </w:tcBorders>
+            <w:shd w:val="clear" w:color="auto" w:fill="FFFFFF"/>
+            <w:tcMar>
+              <w:top w:w="0" w:type="dxa"/>
+              <w:bottom w:w="0" w:type="dxa"/>
+              <w:left w:w="0" w:type="dxa"/>
+              <w:right w:w="0" w:type="dxa"/>
+            </w:tcMar>
+            <w:vAlign w:val="top"/>
+          </w:tcPr>
+          <w:p>
+            <w:pPr>
+              <w:pStyle w:val="Normal"/>
+              <w:jc w:val="center"/>
+              <w:pBdr>
+                <w:bottom w:val="none" w:sz="0" w:space="0" w:color="000000"/>
+                <w:top w:val="none" w:sz="0" w:space="0" w:color="000000"/>
+                <w:left w:val="none" w:sz="0" w:space="0" w:color="000000"/>
+                <w:right w:val="none" w:sz="0" w:space="0" w:color="000000"/>
+              </w:pBdr>
+              <w:spacing w:after="100" w:before="100" w:line="240"/>
+              <w:ind w:left="100" w:right="100" w:firstLine="0" w:firstLineChars="0"/>
+              <w:rPr>
+                <w:rFonts w:ascii="Helvetica" w:hAnsi="Helvetica" w:eastAsia="Helvetica" w:cs="Helvetica"/>
+                <w:i w:val="false"/>
+                <w:b w:val="false"/>
+                <w:u w:val="none"/>
+                <w:sz w:val="22"/>
+                <w:szCs w:val="22"/>
+                <w:color w:val="000000"/>
+              </w:rPr>
+            </w:pPr>
+            <w:r>
+              <w:rPr>
+                <w:rFonts w:ascii="Helvetica" w:hAnsi="Helvetica" w:eastAsia="Helvetica" w:cs="Helvetica"/>
+                <w:i w:val="false"/>
+                <w:b w:val="false"/>
+                <w:u w:val="none"/>
+                <w:sz w:val="22"/>
+                <w:szCs w:val="22"/>
+                <w:color w:val="000000"/>
+              </w:rPr>
+              <w:t xml:space="preserve">0.53</w:t>
+            </w:r>
+          </w:p>
+        </w:tc>
+        <w:tc>
+          <w:tcPr>
+            <w:tcBorders>
+              <w:bottom w:val="none" w:sz="0" w:space="0" w:color="000000"/>
+              <w:top w:val="none" w:sz="0" w:space="0" w:color="000000"/>
+              <w:left w:val="none" w:sz="0" w:space="0" w:color="000000"/>
+              <w:right w:val="none" w:sz="0" w:space="0" w:color="000000"/>
+            </w:tcBorders>
+            <w:shd w:val="clear" w:color="auto" w:fill="FFFFFF"/>
+            <w:tcMar>
+              <w:top w:w="0" w:type="dxa"/>
+              <w:bottom w:w="0" w:type="dxa"/>
+              <w:left w:w="0" w:type="dxa"/>
+              <w:right w:w="0" w:type="dxa"/>
+            </w:tcMar>
+            <w:vAlign w:val="top"/>
+          </w:tcPr>
+          <w:p>
+            <w:pPr>
+              <w:pStyle w:val="Normal"/>
+              <w:jc w:val="center"/>
+              <w:pBdr>
+                <w:bottom w:val="none" w:sz="0" w:space="0" w:color="000000"/>
+                <w:top w:val="none" w:sz="0" w:space="0" w:color="000000"/>
+                <w:left w:val="none" w:sz="0" w:space="0" w:color="000000"/>
+                <w:right w:val="none" w:sz="0" w:space="0" w:color="000000"/>
+              </w:pBdr>
+              <w:spacing w:after="100" w:before="100" w:line="240"/>
+              <w:ind w:left="100" w:right="100" w:firstLine="0" w:firstLineChars="0"/>
+              <w:rPr>
+                <w:rFonts w:ascii="Helvetica" w:hAnsi="Helvetica" w:eastAsia="Helvetica" w:cs="Helvetica"/>
+                <w:i w:val="false"/>
+                <w:b w:val="false"/>
+                <w:u w:val="none"/>
+                <w:sz w:val="22"/>
+                <w:szCs w:val="22"/>
+                <w:color w:val="000000"/>
+              </w:rPr>
+            </w:pPr>
+            <w:r>
+              <w:rPr>
+                <w:rFonts w:ascii="Helvetica" w:hAnsi="Helvetica" w:eastAsia="Helvetica" w:cs="Helvetica"/>
+                <w:i w:val="false"/>
+                <w:b w:val="false"/>
+                <w:u w:val="none"/>
+                <w:sz w:val="22"/>
+                <w:szCs w:val="22"/>
+                <w:color w:val="000000"/>
+              </w:rPr>
+              <w:t xml:space="preserve">0.00, 2,566,927,495,868,687,974,473,971,518,647,179,022,601,474,995,300,636,196,835,633,976,582,206,069,338,074,972,171,710,496,768</w:t>
+            </w:r>
+          </w:p>
+        </w:tc>
+        <w:tc>
+          <w:tcPr>
+            <w:tcBorders>
+              <w:bottom w:val="none" w:sz="0" w:space="0" w:color="000000"/>
+              <w:top w:val="none" w:sz="0" w:space="0" w:color="000000"/>
+              <w:left w:val="none" w:sz="0" w:space="0" w:color="000000"/>
+              <w:right w:val="none" w:sz="0" w:space="0" w:color="000000"/>
+            </w:tcBorders>
+            <w:shd w:val="clear" w:color="auto" w:fill="FFFFFF"/>
+            <w:tcMar>
+              <w:top w:w="0" w:type="dxa"/>
+              <w:bottom w:w="0" w:type="dxa"/>
+              <w:left w:w="0" w:type="dxa"/>
+              <w:right w:w="0" w:type="dxa"/>
+            </w:tcMar>
+            <w:vAlign w:val="top"/>
+          </w:tcPr>
+          <w:p>
+            <w:pPr>
+              <w:pStyle w:val="Normal"/>
+              <w:jc w:val="center"/>
+              <w:pBdr>
+                <w:bottom w:val="none" w:sz="0" w:space="0" w:color="000000"/>
+                <w:top w:val="none" w:sz="0" w:space="0" w:color="000000"/>
+                <w:left w:val="none" w:sz="0" w:space="0" w:color="000000"/>
+                <w:right w:val="none" w:sz="0" w:space="0" w:color="000000"/>
+              </w:pBdr>
+              <w:spacing w:after="100" w:before="100" w:line="240"/>
+              <w:ind w:left="100" w:right="100" w:firstLine="0" w:firstLineChars="0"/>
+              <w:rPr>
+                <w:rFonts w:ascii="Helvetica" w:hAnsi="Helvetica" w:eastAsia="Helvetica" w:cs="Helvetica"/>
+                <w:i w:val="false"/>
+                <w:b w:val="false"/>
+                <w:u w:val="none"/>
+                <w:sz w:val="22"/>
+                <w:szCs w:val="22"/>
+                <w:color w:val="000000"/>
+              </w:rPr>
+            </w:pPr>
+            <w:r>
+              <w:rPr>
+                <w:rFonts w:ascii="Helvetica" w:hAnsi="Helvetica" w:eastAsia="Helvetica" w:cs="Helvetica"/>
+                <w:i w:val="false"/>
+                <w:b w:val="false"/>
+                <w:u w:val="none"/>
+                <w:sz w:val="22"/>
+                <w:szCs w:val="22"/>
+                <w:color w:val="000000"/>
+              </w:rPr>
+              <w:t xml:space="preserve">0.995</w:t>
             </w:r>
           </w:p>
         </w:tc>
@@ -1804,7 +1804,7 @@
                 <w:szCs w:val="22"/>
                 <w:color w:val="000000"/>
               </w:rPr>
-              <w:t xml:space="preserve">323</w:t>
+              <w:t xml:space="preserve">322</w:t>
             </w:r>
           </w:p>
         </w:tc>
@@ -2016,7 +2016,7 @@
                 <w:szCs w:val="22"/>
                 <w:color w:val="000000"/>
               </w:rPr>
-              <w:t xml:space="preserve">323</w:t>
+              <w:t xml:space="preserve">322</w:t>
             </w:r>
           </w:p>
         </w:tc>
@@ -2823,113 +2823,113 @@
                 <w:szCs w:val="22"/>
                 <w:color w:val="000000"/>
               </w:rPr>
-              <w:t xml:space="preserve">1.42</w:t>
-            </w:r>
-          </w:p>
-        </w:tc>
-        <w:tc>
-          <w:tcPr>
-            <w:tcBorders>
-              <w:bottom w:val="none" w:sz="0" w:space="0" w:color="000000"/>
-              <w:top w:val="none" w:sz="0" w:space="0" w:color="000000"/>
-              <w:left w:val="none" w:sz="0" w:space="0" w:color="000000"/>
-              <w:right w:val="none" w:sz="0" w:space="0" w:color="000000"/>
-            </w:tcBorders>
-            <w:shd w:val="clear" w:color="auto" w:fill="FFFFFF"/>
-            <w:tcMar>
-              <w:top w:w="0" w:type="dxa"/>
-              <w:bottom w:w="0" w:type="dxa"/>
-              <w:left w:w="0" w:type="dxa"/>
-              <w:right w:w="0" w:type="dxa"/>
-            </w:tcMar>
-            <w:vAlign w:val="top"/>
-          </w:tcPr>
-          <w:p>
-            <w:pPr>
-              <w:pStyle w:val="Normal"/>
-              <w:jc w:val="center"/>
-              <w:pBdr>
-                <w:bottom w:val="none" w:sz="0" w:space="0" w:color="000000"/>
-                <w:top w:val="none" w:sz="0" w:space="0" w:color="000000"/>
-                <w:left w:val="none" w:sz="0" w:space="0" w:color="000000"/>
-                <w:right w:val="none" w:sz="0" w:space="0" w:color="000000"/>
-              </w:pBdr>
-              <w:spacing w:after="100" w:before="100" w:line="240"/>
-              <w:ind w:left="100" w:right="100" w:firstLine="0" w:firstLineChars="0"/>
-              <w:rPr>
-                <w:rFonts w:ascii="Helvetica" w:hAnsi="Helvetica" w:eastAsia="Helvetica" w:cs="Helvetica"/>
-                <w:i w:val="false"/>
-                <w:b w:val="false"/>
-                <w:u w:val="none"/>
-                <w:sz w:val="22"/>
-                <w:szCs w:val="22"/>
-                <w:color w:val="000000"/>
-              </w:rPr>
-            </w:pPr>
-            <w:r>
-              <w:rPr>
-                <w:rFonts w:ascii="Helvetica" w:hAnsi="Helvetica" w:eastAsia="Helvetica" w:cs="Helvetica"/>
-                <w:i w:val="false"/>
-                <w:b w:val="false"/>
-                <w:u w:val="none"/>
-                <w:sz w:val="22"/>
-                <w:szCs w:val="22"/>
-                <w:color w:val="000000"/>
-              </w:rPr>
-              <w:t xml:space="preserve">0.09, 22.6</w:t>
-            </w:r>
-          </w:p>
-        </w:tc>
-        <w:tc>
-          <w:tcPr>
-            <w:tcBorders>
-              <w:bottom w:val="none" w:sz="0" w:space="0" w:color="000000"/>
-              <w:top w:val="none" w:sz="0" w:space="0" w:color="000000"/>
-              <w:left w:val="none" w:sz="0" w:space="0" w:color="000000"/>
-              <w:right w:val="none" w:sz="0" w:space="0" w:color="000000"/>
-            </w:tcBorders>
-            <w:shd w:val="clear" w:color="auto" w:fill="FFFFFF"/>
-            <w:tcMar>
-              <w:top w:w="0" w:type="dxa"/>
-              <w:bottom w:w="0" w:type="dxa"/>
-              <w:left w:w="0" w:type="dxa"/>
-              <w:right w:w="0" w:type="dxa"/>
-            </w:tcMar>
-            <w:vAlign w:val="top"/>
-          </w:tcPr>
-          <w:p>
-            <w:pPr>
-              <w:pStyle w:val="Normal"/>
-              <w:jc w:val="center"/>
-              <w:pBdr>
-                <w:bottom w:val="none" w:sz="0" w:space="0" w:color="000000"/>
-                <w:top w:val="none" w:sz="0" w:space="0" w:color="000000"/>
-                <w:left w:val="none" w:sz="0" w:space="0" w:color="000000"/>
-                <w:right w:val="none" w:sz="0" w:space="0" w:color="000000"/>
-              </w:pBdr>
-              <w:spacing w:after="100" w:before="100" w:line="240"/>
-              <w:ind w:left="100" w:right="100" w:firstLine="0" w:firstLineChars="0"/>
-              <w:rPr>
-                <w:rFonts w:ascii="Helvetica" w:hAnsi="Helvetica" w:eastAsia="Helvetica" w:cs="Helvetica"/>
-                <w:i w:val="false"/>
-                <w:b w:val="false"/>
-                <w:u w:val="none"/>
-                <w:sz w:val="22"/>
-                <w:szCs w:val="22"/>
-                <w:color w:val="000000"/>
-              </w:rPr>
-            </w:pPr>
-            <w:r>
-              <w:rPr>
-                <w:rFonts w:ascii="Helvetica" w:hAnsi="Helvetica" w:eastAsia="Helvetica" w:cs="Helvetica"/>
-                <w:i w:val="false"/>
-                <w:b w:val="false"/>
-                <w:u w:val="none"/>
-                <w:sz w:val="22"/>
-                <w:szCs w:val="22"/>
-                <w:color w:val="000000"/>
-              </w:rPr>
-              <w:t xml:space="preserve">0.805</w:t>
+              <w:t xml:space="preserve">1.39</w:t>
+            </w:r>
+          </w:p>
+        </w:tc>
+        <w:tc>
+          <w:tcPr>
+            <w:tcBorders>
+              <w:bottom w:val="none" w:sz="0" w:space="0" w:color="000000"/>
+              <w:top w:val="none" w:sz="0" w:space="0" w:color="000000"/>
+              <w:left w:val="none" w:sz="0" w:space="0" w:color="000000"/>
+              <w:right w:val="none" w:sz="0" w:space="0" w:color="000000"/>
+            </w:tcBorders>
+            <w:shd w:val="clear" w:color="auto" w:fill="FFFFFF"/>
+            <w:tcMar>
+              <w:top w:w="0" w:type="dxa"/>
+              <w:bottom w:w="0" w:type="dxa"/>
+              <w:left w:w="0" w:type="dxa"/>
+              <w:right w:w="0" w:type="dxa"/>
+            </w:tcMar>
+            <w:vAlign w:val="top"/>
+          </w:tcPr>
+          <w:p>
+            <w:pPr>
+              <w:pStyle w:val="Normal"/>
+              <w:jc w:val="center"/>
+              <w:pBdr>
+                <w:bottom w:val="none" w:sz="0" w:space="0" w:color="000000"/>
+                <w:top w:val="none" w:sz="0" w:space="0" w:color="000000"/>
+                <w:left w:val="none" w:sz="0" w:space="0" w:color="000000"/>
+                <w:right w:val="none" w:sz="0" w:space="0" w:color="000000"/>
+              </w:pBdr>
+              <w:spacing w:after="100" w:before="100" w:line="240"/>
+              <w:ind w:left="100" w:right="100" w:firstLine="0" w:firstLineChars="0"/>
+              <w:rPr>
+                <w:rFonts w:ascii="Helvetica" w:hAnsi="Helvetica" w:eastAsia="Helvetica" w:cs="Helvetica"/>
+                <w:i w:val="false"/>
+                <w:b w:val="false"/>
+                <w:u w:val="none"/>
+                <w:sz w:val="22"/>
+                <w:szCs w:val="22"/>
+                <w:color w:val="000000"/>
+              </w:rPr>
+            </w:pPr>
+            <w:r>
+              <w:rPr>
+                <w:rFonts w:ascii="Helvetica" w:hAnsi="Helvetica" w:eastAsia="Helvetica" w:cs="Helvetica"/>
+                <w:i w:val="false"/>
+                <w:b w:val="false"/>
+                <w:u w:val="none"/>
+                <w:sz w:val="22"/>
+                <w:szCs w:val="22"/>
+                <w:color w:val="000000"/>
+              </w:rPr>
+              <w:t xml:space="preserve">0.09, 22.3</w:t>
+            </w:r>
+          </w:p>
+        </w:tc>
+        <w:tc>
+          <w:tcPr>
+            <w:tcBorders>
+              <w:bottom w:val="none" w:sz="0" w:space="0" w:color="000000"/>
+              <w:top w:val="none" w:sz="0" w:space="0" w:color="000000"/>
+              <w:left w:val="none" w:sz="0" w:space="0" w:color="000000"/>
+              <w:right w:val="none" w:sz="0" w:space="0" w:color="000000"/>
+            </w:tcBorders>
+            <w:shd w:val="clear" w:color="auto" w:fill="FFFFFF"/>
+            <w:tcMar>
+              <w:top w:w="0" w:type="dxa"/>
+              <w:bottom w:w="0" w:type="dxa"/>
+              <w:left w:w="0" w:type="dxa"/>
+              <w:right w:w="0" w:type="dxa"/>
+            </w:tcMar>
+            <w:vAlign w:val="top"/>
+          </w:tcPr>
+          <w:p>
+            <w:pPr>
+              <w:pStyle w:val="Normal"/>
+              <w:jc w:val="center"/>
+              <w:pBdr>
+                <w:bottom w:val="none" w:sz="0" w:space="0" w:color="000000"/>
+                <w:top w:val="none" w:sz="0" w:space="0" w:color="000000"/>
+                <w:left w:val="none" w:sz="0" w:space="0" w:color="000000"/>
+                <w:right w:val="none" w:sz="0" w:space="0" w:color="000000"/>
+              </w:pBdr>
+              <w:spacing w:after="100" w:before="100" w:line="240"/>
+              <w:ind w:left="100" w:right="100" w:firstLine="0" w:firstLineChars="0"/>
+              <w:rPr>
+                <w:rFonts w:ascii="Helvetica" w:hAnsi="Helvetica" w:eastAsia="Helvetica" w:cs="Helvetica"/>
+                <w:i w:val="false"/>
+                <w:b w:val="false"/>
+                <w:u w:val="none"/>
+                <w:sz w:val="22"/>
+                <w:szCs w:val="22"/>
+                <w:color w:val="000000"/>
+              </w:rPr>
+            </w:pPr>
+            <w:r>
+              <w:rPr>
+                <w:rFonts w:ascii="Helvetica" w:hAnsi="Helvetica" w:eastAsia="Helvetica" w:cs="Helvetica"/>
+                <w:i w:val="false"/>
+                <w:b w:val="false"/>
+                <w:u w:val="none"/>
+                <w:sz w:val="22"/>
+                <w:szCs w:val="22"/>
+                <w:color w:val="000000"/>
+              </w:rPr>
+              <w:t xml:space="preserve">0.815</w:t>
             </w:r>
           </w:p>
         </w:tc>
@@ -3035,7 +3035,7 @@
                 <w:szCs w:val="22"/>
                 <w:color w:val="000000"/>
               </w:rPr>
-              <w:t xml:space="preserve">0.00</w:t>
+              <w:t xml:space="preserve">0.32</w:t>
             </w:r>
           </w:p>
         </w:tc>
@@ -3141,14 +3141,14 @@
                 <w:szCs w:val="22"/>
                 <w:color w:val="000000"/>
               </w:rPr>
-              <w:t xml:space="preserve">0.992</w:t>
+              <w:t xml:space="preserve">&gt;0.999</w:t>
             </w:r>
           </w:p>
         </w:tc>
       </w:tr>
       <w:tr>
         <w:trPr>
-          <w:trHeight w:val="603" w:hRule="auto"/>
+          <w:trHeight w:val="598" w:hRule="auto"/>
         </w:trPr>
         body 6
         <w:tc>
@@ -3253,7 +3253,7 @@
                 <w:szCs w:val="22"/>
                 <w:color w:val="000000"/>
               </w:rPr>
-              <w:t xml:space="preserve">323</w:t>
+              <w:t xml:space="preserve">322</w:t>
             </w:r>
           </w:p>
         </w:tc>
@@ -3465,166 +3465,166 @@
                 <w:szCs w:val="22"/>
                 <w:color w:val="000000"/>
               </w:rPr>
-              <w:t xml:space="preserve">323</w:t>
-            </w:r>
-          </w:p>
-        </w:tc>
-        <w:tc>
-          <w:tcPr>
-            <w:tcBorders>
-              <w:bottom w:val="none" w:sz="0" w:space="0" w:color="000000"/>
-              <w:top w:val="none" w:sz="0" w:space="0" w:color="000000"/>
-              <w:left w:val="none" w:sz="0" w:space="0" w:color="000000"/>
-              <w:right w:val="none" w:sz="0" w:space="0" w:color="000000"/>
-            </w:tcBorders>
-            <w:shd w:val="clear" w:color="auto" w:fill="FFFFFF"/>
-            <w:tcMar>
-              <w:top w:w="0" w:type="dxa"/>
-              <w:bottom w:w="0" w:type="dxa"/>
-              <w:left w:w="0" w:type="dxa"/>
-              <w:right w:w="0" w:type="dxa"/>
-            </w:tcMar>
-            <w:vAlign w:val="top"/>
-          </w:tcPr>
-          <w:p>
-            <w:pPr>
-              <w:pStyle w:val="Normal"/>
-              <w:jc w:val="center"/>
-              <w:pBdr>
-                <w:bottom w:val="none" w:sz="0" w:space="0" w:color="000000"/>
-                <w:top w:val="none" w:sz="0" w:space="0" w:color="000000"/>
-                <w:left w:val="none" w:sz="0" w:space="0" w:color="000000"/>
-                <w:right w:val="none" w:sz="0" w:space="0" w:color="000000"/>
-              </w:pBdr>
-              <w:spacing w:after="100" w:before="100" w:line="240"/>
-              <w:ind w:left="100" w:right="100" w:firstLine="0" w:firstLineChars="0"/>
-              <w:rPr>
-                <w:rFonts w:ascii="Helvetica" w:hAnsi="Helvetica" w:eastAsia="Helvetica" w:cs="Helvetica"/>
-                <w:i w:val="false"/>
-                <w:b w:val="false"/>
-                <w:u w:val="none"/>
-                <w:sz w:val="22"/>
-                <w:szCs w:val="22"/>
-                <w:color w:val="000000"/>
-              </w:rPr>
-            </w:pPr>
-            <w:r>
-              <w:rPr>
-                <w:rFonts w:ascii="Helvetica" w:hAnsi="Helvetica" w:eastAsia="Helvetica" w:cs="Helvetica"/>
-                <w:i w:val="false"/>
-                <w:b w:val="false"/>
-                <w:u w:val="none"/>
-                <w:sz w:val="22"/>
-                <w:szCs w:val="22"/>
-                <w:color w:val="000000"/>
-              </w:rPr>
-              <w:t xml:space="preserve">0.10</w:t>
-            </w:r>
-          </w:p>
-        </w:tc>
-        <w:tc>
-          <w:tcPr>
-            <w:tcBorders>
-              <w:bottom w:val="none" w:sz="0" w:space="0" w:color="000000"/>
-              <w:top w:val="none" w:sz="0" w:space="0" w:color="000000"/>
-              <w:left w:val="none" w:sz="0" w:space="0" w:color="000000"/>
-              <w:right w:val="none" w:sz="0" w:space="0" w:color="000000"/>
-            </w:tcBorders>
-            <w:shd w:val="clear" w:color="auto" w:fill="FFFFFF"/>
-            <w:tcMar>
-              <w:top w:w="0" w:type="dxa"/>
-              <w:bottom w:w="0" w:type="dxa"/>
-              <w:left w:w="0" w:type="dxa"/>
-              <w:right w:w="0" w:type="dxa"/>
-            </w:tcMar>
-            <w:vAlign w:val="top"/>
-          </w:tcPr>
-          <w:p>
-            <w:pPr>
-              <w:pStyle w:val="Normal"/>
-              <w:jc w:val="center"/>
-              <w:pBdr>
-                <w:bottom w:val="none" w:sz="0" w:space="0" w:color="000000"/>
-                <w:top w:val="none" w:sz="0" w:space="0" w:color="000000"/>
-                <w:left w:val="none" w:sz="0" w:space="0" w:color="000000"/>
-                <w:right w:val="none" w:sz="0" w:space="0" w:color="000000"/>
-              </w:pBdr>
-              <w:spacing w:after="100" w:before="100" w:line="240"/>
-              <w:ind w:left="100" w:right="100" w:firstLine="0" w:firstLineChars="0"/>
-              <w:rPr>
-                <w:rFonts w:ascii="Helvetica" w:hAnsi="Helvetica" w:eastAsia="Helvetica" w:cs="Helvetica"/>
-                <w:i w:val="false"/>
-                <w:b w:val="false"/>
-                <w:u w:val="none"/>
-                <w:sz w:val="22"/>
-                <w:szCs w:val="22"/>
-                <w:color w:val="000000"/>
-              </w:rPr>
-            </w:pPr>
-            <w:r>
-              <w:rPr>
-                <w:rFonts w:ascii="Helvetica" w:hAnsi="Helvetica" w:eastAsia="Helvetica" w:cs="Helvetica"/>
-                <w:i w:val="false"/>
-                <w:b w:val="false"/>
-                <w:u w:val="none"/>
-                <w:sz w:val="22"/>
-                <w:szCs w:val="22"/>
-                <w:color w:val="000000"/>
-              </w:rPr>
-              <w:t xml:space="preserve">0.00, Inf</w:t>
-            </w:r>
-          </w:p>
-        </w:tc>
-        <w:tc>
-          <w:tcPr>
-            <w:tcBorders>
-              <w:bottom w:val="none" w:sz="0" w:space="0" w:color="000000"/>
-              <w:top w:val="none" w:sz="0" w:space="0" w:color="000000"/>
-              <w:left w:val="none" w:sz="0" w:space="0" w:color="000000"/>
-              <w:right w:val="none" w:sz="0" w:space="0" w:color="000000"/>
-            </w:tcBorders>
-            <w:shd w:val="clear" w:color="auto" w:fill="FFFFFF"/>
-            <w:tcMar>
-              <w:top w:w="0" w:type="dxa"/>
-              <w:bottom w:w="0" w:type="dxa"/>
-              <w:left w:w="0" w:type="dxa"/>
-              <w:right w:w="0" w:type="dxa"/>
-            </w:tcMar>
-            <w:vAlign w:val="top"/>
-          </w:tcPr>
-          <w:p>
-            <w:pPr>
-              <w:pStyle w:val="Normal"/>
-              <w:jc w:val="center"/>
-              <w:pBdr>
-                <w:bottom w:val="none" w:sz="0" w:space="0" w:color="000000"/>
-                <w:top w:val="none" w:sz="0" w:space="0" w:color="000000"/>
-                <w:left w:val="none" w:sz="0" w:space="0" w:color="000000"/>
-                <w:right w:val="none" w:sz="0" w:space="0" w:color="000000"/>
-              </w:pBdr>
-              <w:spacing w:after="100" w:before="100" w:line="240"/>
-              <w:ind w:left="100" w:right="100" w:firstLine="0" w:firstLineChars="0"/>
-              <w:rPr>
-                <w:rFonts w:ascii="Helvetica" w:hAnsi="Helvetica" w:eastAsia="Helvetica" w:cs="Helvetica"/>
-                <w:i w:val="false"/>
-                <w:b w:val="false"/>
-                <w:u w:val="none"/>
-                <w:sz w:val="22"/>
-                <w:szCs w:val="22"/>
-                <w:color w:val="000000"/>
-              </w:rPr>
-            </w:pPr>
-            <w:r>
-              <w:rPr>
-                <w:rFonts w:ascii="Helvetica" w:hAnsi="Helvetica" w:eastAsia="Helvetica" w:cs="Helvetica"/>
-                <w:i w:val="false"/>
-                <w:b w:val="false"/>
-                <w:u w:val="none"/>
-                <w:sz w:val="22"/>
-                <w:szCs w:val="22"/>
-                <w:color w:val="000000"/>
-              </w:rPr>
-              <w:t xml:space="preserve">0.996</w:t>
+              <w:t xml:space="preserve">322</w:t>
+            </w:r>
+          </w:p>
+        </w:tc>
+        <w:tc>
+          <w:tcPr>
+            <w:tcBorders>
+              <w:bottom w:val="none" w:sz="0" w:space="0" w:color="000000"/>
+              <w:top w:val="none" w:sz="0" w:space="0" w:color="000000"/>
+              <w:left w:val="none" w:sz="0" w:space="0" w:color="000000"/>
+              <w:right w:val="none" w:sz="0" w:space="0" w:color="000000"/>
+            </w:tcBorders>
+            <w:shd w:val="clear" w:color="auto" w:fill="FFFFFF"/>
+            <w:tcMar>
+              <w:top w:w="0" w:type="dxa"/>
+              <w:bottom w:w="0" w:type="dxa"/>
+              <w:left w:w="0" w:type="dxa"/>
+              <w:right w:w="0" w:type="dxa"/>
+            </w:tcMar>
+            <w:vAlign w:val="top"/>
+          </w:tcPr>
+          <w:p>
+            <w:pPr>
+              <w:pStyle w:val="Normal"/>
+              <w:jc w:val="center"/>
+              <w:pBdr>
+                <w:bottom w:val="none" w:sz="0" w:space="0" w:color="000000"/>
+                <w:top w:val="none" w:sz="0" w:space="0" w:color="000000"/>
+                <w:left w:val="none" w:sz="0" w:space="0" w:color="000000"/>
+                <w:right w:val="none" w:sz="0" w:space="0" w:color="000000"/>
+              </w:pBdr>
+              <w:spacing w:after="100" w:before="100" w:line="240"/>
+              <w:ind w:left="100" w:right="100" w:firstLine="0" w:firstLineChars="0"/>
+              <w:rPr>
+                <w:rFonts w:ascii="Helvetica" w:hAnsi="Helvetica" w:eastAsia="Helvetica" w:cs="Helvetica"/>
+                <w:i w:val="false"/>
+                <w:b w:val="false"/>
+                <w:u w:val="none"/>
+                <w:sz w:val="22"/>
+                <w:szCs w:val="22"/>
+                <w:color w:val="000000"/>
+              </w:rPr>
+            </w:pPr>
+            <w:r>
+              <w:rPr>
+                <w:rFonts w:ascii="Helvetica" w:hAnsi="Helvetica" w:eastAsia="Helvetica" w:cs="Helvetica"/>
+                <w:i w:val="false"/>
+                <w:b w:val="false"/>
+                <w:u w:val="none"/>
+                <w:sz w:val="22"/>
+                <w:szCs w:val="22"/>
+                <w:color w:val="000000"/>
+              </w:rPr>
+              <w:t xml:space="preserve">0.12</w:t>
+            </w:r>
+          </w:p>
+        </w:tc>
+        <w:tc>
+          <w:tcPr>
+            <w:tcBorders>
+              <w:bottom w:val="none" w:sz="0" w:space="0" w:color="000000"/>
+              <w:top w:val="none" w:sz="0" w:space="0" w:color="000000"/>
+              <w:left w:val="none" w:sz="0" w:space="0" w:color="000000"/>
+              <w:right w:val="none" w:sz="0" w:space="0" w:color="000000"/>
+            </w:tcBorders>
+            <w:shd w:val="clear" w:color="auto" w:fill="FFFFFF"/>
+            <w:tcMar>
+              <w:top w:w="0" w:type="dxa"/>
+              <w:bottom w:w="0" w:type="dxa"/>
+              <w:left w:w="0" w:type="dxa"/>
+              <w:right w:w="0" w:type="dxa"/>
+            </w:tcMar>
+            <w:vAlign w:val="top"/>
+          </w:tcPr>
+          <w:p>
+            <w:pPr>
+              <w:pStyle w:val="Normal"/>
+              <w:jc w:val="center"/>
+              <w:pBdr>
+                <w:bottom w:val="none" w:sz="0" w:space="0" w:color="000000"/>
+                <w:top w:val="none" w:sz="0" w:space="0" w:color="000000"/>
+                <w:left w:val="none" w:sz="0" w:space="0" w:color="000000"/>
+                <w:right w:val="none" w:sz="0" w:space="0" w:color="000000"/>
+              </w:pBdr>
+              <w:spacing w:after="100" w:before="100" w:line="240"/>
+              <w:ind w:left="100" w:right="100" w:firstLine="0" w:firstLineChars="0"/>
+              <w:rPr>
+                <w:rFonts w:ascii="Helvetica" w:hAnsi="Helvetica" w:eastAsia="Helvetica" w:cs="Helvetica"/>
+                <w:i w:val="false"/>
+                <w:b w:val="false"/>
+                <w:u w:val="none"/>
+                <w:sz w:val="22"/>
+                <w:szCs w:val="22"/>
+                <w:color w:val="000000"/>
+              </w:rPr>
+            </w:pPr>
+            <w:r>
+              <w:rPr>
+                <w:rFonts w:ascii="Helvetica" w:hAnsi="Helvetica" w:eastAsia="Helvetica" w:cs="Helvetica"/>
+                <w:i w:val="false"/>
+                <w:b w:val="false"/>
+                <w:u w:val="none"/>
+                <w:sz w:val="22"/>
+                <w:szCs w:val="22"/>
+                <w:color w:val="000000"/>
+              </w:rPr>
+              <w:t xml:space="preserve">0.00, 5,867,817,375,602,735,191,778,631,669,999,449,691,786,463,297,152,768,797,662,416,635,999,321,437,820,574,989,886,138,067,573,182,101,827,841,117,835,519,482,054,860,291,185,831,789,440,884,469,374,747,296,449,537,576,474,850,777,400,674,896,246,418,723,372,963,663,993,698,229,137,157,286,165,432,966,127,488,090,113,818,271,183,020,731,924,480</w:t>
+            </w:r>
+          </w:p>
+        </w:tc>
+        <w:tc>
+          <w:tcPr>
+            <w:tcBorders>
+              <w:bottom w:val="none" w:sz="0" w:space="0" w:color="000000"/>
+              <w:top w:val="none" w:sz="0" w:space="0" w:color="000000"/>
+              <w:left w:val="none" w:sz="0" w:space="0" w:color="000000"/>
+              <w:right w:val="none" w:sz="0" w:space="0" w:color="000000"/>
+            </w:tcBorders>
+            <w:shd w:val="clear" w:color="auto" w:fill="FFFFFF"/>
+            <w:tcMar>
+              <w:top w:w="0" w:type="dxa"/>
+              <w:bottom w:w="0" w:type="dxa"/>
+              <w:left w:w="0" w:type="dxa"/>
+              <w:right w:w="0" w:type="dxa"/>
+            </w:tcMar>
+            <w:vAlign w:val="top"/>
+          </w:tcPr>
+          <w:p>
+            <w:pPr>
+              <w:pStyle w:val="Normal"/>
+              <w:jc w:val="center"/>
+              <w:pBdr>
+                <w:bottom w:val="none" w:sz="0" w:space="0" w:color="000000"/>
+                <w:top w:val="none" w:sz="0" w:space="0" w:color="000000"/>
+                <w:left w:val="none" w:sz="0" w:space="0" w:color="000000"/>
+                <w:right w:val="none" w:sz="0" w:space="0" w:color="000000"/>
+              </w:pBdr>
+              <w:spacing w:after="100" w:before="100" w:line="240"/>
+              <w:ind w:left="100" w:right="100" w:firstLine="0" w:firstLineChars="0"/>
+              <w:rPr>
+                <w:rFonts w:ascii="Helvetica" w:hAnsi="Helvetica" w:eastAsia="Helvetica" w:cs="Helvetica"/>
+                <w:i w:val="false"/>
+                <w:b w:val="false"/>
+                <w:u w:val="none"/>
+                <w:sz w:val="22"/>
+                <w:szCs w:val="22"/>
+                <w:color w:val="000000"/>
+              </w:rPr>
+            </w:pPr>
+            <w:r>
+              <w:rPr>
+                <w:rFonts w:ascii="Helvetica" w:hAnsi="Helvetica" w:eastAsia="Helvetica" w:cs="Helvetica"/>
+                <w:i w:val="false"/>
+                <w:b w:val="false"/>
+                <w:u w:val="none"/>
+                <w:sz w:val="22"/>
+                <w:szCs w:val="22"/>
+                <w:color w:val="000000"/>
+              </w:rPr>
+              <w:t xml:space="preserve">0.994</w:t>
             </w:r>
           </w:p>
         </w:tc>
@@ -3736,7 +3736,7 @@
                 <w:szCs w:val="22"/>
                 <w:color w:val="000000"/>
               </w:rPr>
-              <w:t xml:space="preserve">323</w:t>
+              <w:t xml:space="preserve">322</w:t>
             </w:r>
           </w:p>
         </w:tc>
@@ -3948,7 +3948,7 @@
                 <w:szCs w:val="22"/>
                 <w:color w:val="000000"/>
               </w:rPr>
-              <w:t xml:space="preserve">323</w:t>
+              <w:t xml:space="preserve">322</w:t>
             </w:r>
           </w:p>
         </w:tc>
@@ -4755,7 +4755,7 @@
                 <w:szCs w:val="22"/>
                 <w:color w:val="000000"/>
               </w:rPr>
-              <w:t xml:space="preserve">1,610,945,046</w:t>
+              <w:t xml:space="preserve">1,662,992,880</w:t>
             </w:r>
           </w:p>
         </w:tc>
@@ -4967,7 +4967,7 @@
                 <w:szCs w:val="22"/>
                 <w:color w:val="000000"/>
               </w:rPr>
-              <w:t xml:space="preserve">255,246,125,922,068,000</w:t>
+              <w:t xml:space="preserve">1,037,384,113,543,165</w:t>
             </w:r>
           </w:p>
         </w:tc>
@@ -5073,7 +5073,7 @@
                 <w:szCs w:val="22"/>
                 <w:color w:val="000000"/>
               </w:rPr>
-              <w:t xml:space="preserve">0.998</w:t>
+              <w:t xml:space="preserve">0.997</w:t>
             </w:r>
           </w:p>
         </w:tc>
@@ -5185,7 +5185,7 @@
                 <w:szCs w:val="22"/>
                 <w:color w:val="000000"/>
               </w:rPr>
-              <w:t xml:space="preserve">323</w:t>
+              <w:t xml:space="preserve">322</w:t>
             </w:r>
           </w:p>
         </w:tc>
@@ -5397,7 +5397,7 @@
                 <w:szCs w:val="22"/>
                 <w:color w:val="000000"/>
               </w:rPr>
-              <w:t xml:space="preserve">323</w:t>
+              <w:t xml:space="preserve">322</w:t>
             </w:r>
           </w:p>
         </w:tc>
@@ -6687,113 +6687,113 @@
                 <w:szCs w:val="22"/>
                 <w:color w:val="000000"/>
               </w:rPr>
-              <w:t xml:space="preserve">2.08</w:t>
-            </w:r>
-          </w:p>
-        </w:tc>
-        <w:tc>
-          <w:tcPr>
-            <w:tcBorders>
-              <w:bottom w:val="none" w:sz="0" w:space="0" w:color="000000"/>
-              <w:top w:val="none" w:sz="0" w:space="0" w:color="000000"/>
-              <w:left w:val="none" w:sz="0" w:space="0" w:color="000000"/>
-              <w:right w:val="none" w:sz="0" w:space="0" w:color="000000"/>
-            </w:tcBorders>
-            <w:shd w:val="clear" w:color="auto" w:fill="FFFFFF"/>
-            <w:tcMar>
-              <w:top w:w="0" w:type="dxa"/>
-              <w:bottom w:w="0" w:type="dxa"/>
-              <w:left w:w="0" w:type="dxa"/>
-              <w:right w:w="0" w:type="dxa"/>
-            </w:tcMar>
-            <w:vAlign w:val="top"/>
-          </w:tcPr>
-          <w:p>
-            <w:pPr>
-              <w:pStyle w:val="Normal"/>
-              <w:jc w:val="center"/>
-              <w:pBdr>
-                <w:bottom w:val="none" w:sz="0" w:space="0" w:color="000000"/>
-                <w:top w:val="none" w:sz="0" w:space="0" w:color="000000"/>
-                <w:left w:val="none" w:sz="0" w:space="0" w:color="000000"/>
-                <w:right w:val="none" w:sz="0" w:space="0" w:color="000000"/>
-              </w:pBdr>
-              <w:spacing w:after="100" w:before="100" w:line="240"/>
-              <w:ind w:left="100" w:right="100" w:firstLine="0" w:firstLineChars="0"/>
-              <w:rPr>
-                <w:rFonts w:ascii="Helvetica" w:hAnsi="Helvetica" w:eastAsia="Helvetica" w:cs="Helvetica"/>
-                <w:i w:val="false"/>
-                <w:b w:val="false"/>
-                <w:u w:val="none"/>
-                <w:sz w:val="22"/>
-                <w:szCs w:val="22"/>
-                <w:color w:val="000000"/>
-              </w:rPr>
-            </w:pPr>
-            <w:r>
-              <w:rPr>
-                <w:rFonts w:ascii="Helvetica" w:hAnsi="Helvetica" w:eastAsia="Helvetica" w:cs="Helvetica"/>
-                <w:i w:val="false"/>
-                <w:b w:val="false"/>
-                <w:u w:val="none"/>
-                <w:sz w:val="22"/>
-                <w:szCs w:val="22"/>
-                <w:color w:val="000000"/>
-              </w:rPr>
-              <w:t xml:space="preserve">0.13, 33.2</w:t>
-            </w:r>
-          </w:p>
-        </w:tc>
-        <w:tc>
-          <w:tcPr>
-            <w:tcBorders>
-              <w:bottom w:val="none" w:sz="0" w:space="0" w:color="000000"/>
-              <w:top w:val="none" w:sz="0" w:space="0" w:color="000000"/>
-              <w:left w:val="none" w:sz="0" w:space="0" w:color="000000"/>
-              <w:right w:val="none" w:sz="0" w:space="0" w:color="000000"/>
-            </w:tcBorders>
-            <w:shd w:val="clear" w:color="auto" w:fill="FFFFFF"/>
-            <w:tcMar>
-              <w:top w:w="0" w:type="dxa"/>
-              <w:bottom w:w="0" w:type="dxa"/>
-              <w:left w:w="0" w:type="dxa"/>
-              <w:right w:w="0" w:type="dxa"/>
-            </w:tcMar>
-            <w:vAlign w:val="top"/>
-          </w:tcPr>
-          <w:p>
-            <w:pPr>
-              <w:pStyle w:val="Normal"/>
-              <w:jc w:val="center"/>
-              <w:pBdr>
-                <w:bottom w:val="none" w:sz="0" w:space="0" w:color="000000"/>
-                <w:top w:val="none" w:sz="0" w:space="0" w:color="000000"/>
-                <w:left w:val="none" w:sz="0" w:space="0" w:color="000000"/>
-                <w:right w:val="none" w:sz="0" w:space="0" w:color="000000"/>
-              </w:pBdr>
-              <w:spacing w:after="100" w:before="100" w:line="240"/>
-              <w:ind w:left="100" w:right="100" w:firstLine="0" w:firstLineChars="0"/>
-              <w:rPr>
-                <w:rFonts w:ascii="Helvetica" w:hAnsi="Helvetica" w:eastAsia="Helvetica" w:cs="Helvetica"/>
-                <w:i w:val="false"/>
-                <w:b w:val="false"/>
-                <w:u w:val="none"/>
-                <w:sz w:val="22"/>
-                <w:szCs w:val="22"/>
-                <w:color w:val="000000"/>
-              </w:rPr>
-            </w:pPr>
-            <w:r>
-              <w:rPr>
-                <w:rFonts w:ascii="Helvetica" w:hAnsi="Helvetica" w:eastAsia="Helvetica" w:cs="Helvetica"/>
-                <w:i w:val="false"/>
-                <w:b w:val="false"/>
-                <w:u w:val="none"/>
-                <w:sz w:val="22"/>
-                <w:szCs w:val="22"/>
-                <w:color w:val="000000"/>
-              </w:rPr>
-              <w:t xml:space="preserve">0.605</w:t>
+              <w:t xml:space="preserve">2.04</w:t>
+            </w:r>
+          </w:p>
+        </w:tc>
+        <w:tc>
+          <w:tcPr>
+            <w:tcBorders>
+              <w:bottom w:val="none" w:sz="0" w:space="0" w:color="000000"/>
+              <w:top w:val="none" w:sz="0" w:space="0" w:color="000000"/>
+              <w:left w:val="none" w:sz="0" w:space="0" w:color="000000"/>
+              <w:right w:val="none" w:sz="0" w:space="0" w:color="000000"/>
+            </w:tcBorders>
+            <w:shd w:val="clear" w:color="auto" w:fill="FFFFFF"/>
+            <w:tcMar>
+              <w:top w:w="0" w:type="dxa"/>
+              <w:bottom w:w="0" w:type="dxa"/>
+              <w:left w:w="0" w:type="dxa"/>
+              <w:right w:w="0" w:type="dxa"/>
+            </w:tcMar>
+            <w:vAlign w:val="top"/>
+          </w:tcPr>
+          <w:p>
+            <w:pPr>
+              <w:pStyle w:val="Normal"/>
+              <w:jc w:val="center"/>
+              <w:pBdr>
+                <w:bottom w:val="none" w:sz="0" w:space="0" w:color="000000"/>
+                <w:top w:val="none" w:sz="0" w:space="0" w:color="000000"/>
+                <w:left w:val="none" w:sz="0" w:space="0" w:color="000000"/>
+                <w:right w:val="none" w:sz="0" w:space="0" w:color="000000"/>
+              </w:pBdr>
+              <w:spacing w:after="100" w:before="100" w:line="240"/>
+              <w:ind w:left="100" w:right="100" w:firstLine="0" w:firstLineChars="0"/>
+              <w:rPr>
+                <w:rFonts w:ascii="Helvetica" w:hAnsi="Helvetica" w:eastAsia="Helvetica" w:cs="Helvetica"/>
+                <w:i w:val="false"/>
+                <w:b w:val="false"/>
+                <w:u w:val="none"/>
+                <w:sz w:val="22"/>
+                <w:szCs w:val="22"/>
+                <w:color w:val="000000"/>
+              </w:rPr>
+            </w:pPr>
+            <w:r>
+              <w:rPr>
+                <w:rFonts w:ascii="Helvetica" w:hAnsi="Helvetica" w:eastAsia="Helvetica" w:cs="Helvetica"/>
+                <w:i w:val="false"/>
+                <w:b w:val="false"/>
+                <w:u w:val="none"/>
+                <w:sz w:val="22"/>
+                <w:szCs w:val="22"/>
+                <w:color w:val="000000"/>
+              </w:rPr>
+              <w:t xml:space="preserve">0.13, 32.6</w:t>
+            </w:r>
+          </w:p>
+        </w:tc>
+        <w:tc>
+          <w:tcPr>
+            <w:tcBorders>
+              <w:bottom w:val="none" w:sz="0" w:space="0" w:color="000000"/>
+              <w:top w:val="none" w:sz="0" w:space="0" w:color="000000"/>
+              <w:left w:val="none" w:sz="0" w:space="0" w:color="000000"/>
+              <w:right w:val="none" w:sz="0" w:space="0" w:color="000000"/>
+            </w:tcBorders>
+            <w:shd w:val="clear" w:color="auto" w:fill="FFFFFF"/>
+            <w:tcMar>
+              <w:top w:w="0" w:type="dxa"/>
+              <w:bottom w:w="0" w:type="dxa"/>
+              <w:left w:w="0" w:type="dxa"/>
+              <w:right w:w="0" w:type="dxa"/>
+            </w:tcMar>
+            <w:vAlign w:val="top"/>
+          </w:tcPr>
+          <w:p>
+            <w:pPr>
+              <w:pStyle w:val="Normal"/>
+              <w:jc w:val="center"/>
+              <w:pBdr>
+                <w:bottom w:val="none" w:sz="0" w:space="0" w:color="000000"/>
+                <w:top w:val="none" w:sz="0" w:space="0" w:color="000000"/>
+                <w:left w:val="none" w:sz="0" w:space="0" w:color="000000"/>
+                <w:right w:val="none" w:sz="0" w:space="0" w:color="000000"/>
+              </w:pBdr>
+              <w:spacing w:after="100" w:before="100" w:line="240"/>
+              <w:ind w:left="100" w:right="100" w:firstLine="0" w:firstLineChars="0"/>
+              <w:rPr>
+                <w:rFonts w:ascii="Helvetica" w:hAnsi="Helvetica" w:eastAsia="Helvetica" w:cs="Helvetica"/>
+                <w:i w:val="false"/>
+                <w:b w:val="false"/>
+                <w:u w:val="none"/>
+                <w:sz w:val="22"/>
+                <w:szCs w:val="22"/>
+                <w:color w:val="000000"/>
+              </w:rPr>
+            </w:pPr>
+            <w:r>
+              <w:rPr>
+                <w:rFonts w:ascii="Helvetica" w:hAnsi="Helvetica" w:eastAsia="Helvetica" w:cs="Helvetica"/>
+                <w:i w:val="false"/>
+                <w:b w:val="false"/>
+                <w:u w:val="none"/>
+                <w:sz w:val="22"/>
+                <w:szCs w:val="22"/>
+                <w:color w:val="000000"/>
+              </w:rPr>
+              <w:t xml:space="preserve">0.614</w:t>
             </w:r>
           </w:p>
         </w:tc>
@@ -7005,7 +7005,7 @@
                 <w:szCs w:val="22"/>
                 <w:color w:val="000000"/>
               </w:rPr>
-              <w:t xml:space="preserve">0.990</w:t>
+              <w:t xml:space="preserve">0.972</w:t>
             </w:r>
           </w:p>
         </w:tc>
@@ -7488,7 +7488,7 @@
                 <w:szCs w:val="22"/>
                 <w:color w:val="000000"/>
               </w:rPr>
-              <w:t xml:space="preserve">&gt;0.999</w:t>
+              <w:t xml:space="preserve">0.998</w:t>
             </w:r>
           </w:p>
         </w:tc>
@@ -7971,7 +7971,7 @@
                 <w:szCs w:val="22"/>
                 <w:color w:val="000000"/>
               </w:rPr>
-              <w:t xml:space="preserve">0.996</w:t>
+              <w:t xml:space="preserve">&gt;0.999</w:t>
             </w:r>
           </w:p>
         </w:tc>
@@ -8454,7 +8454,7 @@
                 <w:szCs w:val="22"/>
                 <w:color w:val="000000"/>
               </w:rPr>
-              <w:t xml:space="preserve">0.998</w:t>
+              <w:t xml:space="preserve">0.999</w:t>
             </w:r>
           </w:p>
         </w:tc>
@@ -8937,7 +8937,7 @@
                 <w:szCs w:val="22"/>
                 <w:color w:val="000000"/>
               </w:rPr>
-              <w:t xml:space="preserve">&gt;0.999</w:t>
+              <w:t xml:space="preserve">0.999</w:t>
             </w:r>
           </w:p>
         </w:tc>
@@ -9049,7 +9049,7 @@
                 <w:szCs w:val="22"/>
                 <w:color w:val="000000"/>
               </w:rPr>
-              <w:t xml:space="preserve">323</w:t>
+              <w:t xml:space="preserve">322</w:t>
             </w:r>
           </w:p>
         </w:tc>
@@ -9261,7 +9261,7 @@
                 <w:szCs w:val="22"/>
                 <w:color w:val="000000"/>
               </w:rPr>
-              <w:t xml:space="preserve">323</w:t>
+              <w:t xml:space="preserve">322</w:t>
             </w:r>
           </w:p>
         </w:tc>
@@ -10068,113 +10068,113 @@
                 <w:szCs w:val="22"/>
                 <w:color w:val="000000"/>
               </w:rPr>
-              <w:t xml:space="preserve">1.45</w:t>
-            </w:r>
-          </w:p>
-        </w:tc>
-        <w:tc>
-          <w:tcPr>
-            <w:tcBorders>
-              <w:bottom w:val="none" w:sz="0" w:space="0" w:color="000000"/>
-              <w:top w:val="none" w:sz="0" w:space="0" w:color="000000"/>
-              <w:left w:val="none" w:sz="0" w:space="0" w:color="000000"/>
-              <w:right w:val="none" w:sz="0" w:space="0" w:color="000000"/>
-            </w:tcBorders>
-            <w:shd w:val="clear" w:color="auto" w:fill="FFFFFF"/>
-            <w:tcMar>
-              <w:top w:w="0" w:type="dxa"/>
-              <w:bottom w:w="0" w:type="dxa"/>
-              <w:left w:w="0" w:type="dxa"/>
-              <w:right w:w="0" w:type="dxa"/>
-            </w:tcMar>
-            <w:vAlign w:val="top"/>
-          </w:tcPr>
-          <w:p>
-            <w:pPr>
-              <w:pStyle w:val="Normal"/>
-              <w:jc w:val="center"/>
-              <w:pBdr>
-                <w:bottom w:val="none" w:sz="0" w:space="0" w:color="000000"/>
-                <w:top w:val="none" w:sz="0" w:space="0" w:color="000000"/>
-                <w:left w:val="none" w:sz="0" w:space="0" w:color="000000"/>
-                <w:right w:val="none" w:sz="0" w:space="0" w:color="000000"/>
-              </w:pBdr>
-              <w:spacing w:after="100" w:before="100" w:line="240"/>
-              <w:ind w:left="100" w:right="100" w:firstLine="0" w:firstLineChars="0"/>
-              <w:rPr>
-                <w:rFonts w:ascii="Helvetica" w:hAnsi="Helvetica" w:eastAsia="Helvetica" w:cs="Helvetica"/>
-                <w:i w:val="false"/>
-                <w:b w:val="false"/>
-                <w:u w:val="none"/>
-                <w:sz w:val="22"/>
-                <w:szCs w:val="22"/>
-                <w:color w:val="000000"/>
-              </w:rPr>
-            </w:pPr>
-            <w:r>
-              <w:rPr>
-                <w:rFonts w:ascii="Helvetica" w:hAnsi="Helvetica" w:eastAsia="Helvetica" w:cs="Helvetica"/>
-                <w:i w:val="false"/>
-                <w:b w:val="false"/>
-                <w:u w:val="none"/>
-                <w:sz w:val="22"/>
-                <w:szCs w:val="22"/>
-                <w:color w:val="000000"/>
-              </w:rPr>
-              <w:t xml:space="preserve">0.09, 23.2</w:t>
-            </w:r>
-          </w:p>
-        </w:tc>
-        <w:tc>
-          <w:tcPr>
-            <w:tcBorders>
-              <w:bottom w:val="none" w:sz="0" w:space="0" w:color="000000"/>
-              <w:top w:val="none" w:sz="0" w:space="0" w:color="000000"/>
-              <w:left w:val="none" w:sz="0" w:space="0" w:color="000000"/>
-              <w:right w:val="none" w:sz="0" w:space="0" w:color="000000"/>
-            </w:tcBorders>
-            <w:shd w:val="clear" w:color="auto" w:fill="FFFFFF"/>
-            <w:tcMar>
-              <w:top w:w="0" w:type="dxa"/>
-              <w:bottom w:w="0" w:type="dxa"/>
-              <w:left w:w="0" w:type="dxa"/>
-              <w:right w:w="0" w:type="dxa"/>
-            </w:tcMar>
-            <w:vAlign w:val="top"/>
-          </w:tcPr>
-          <w:p>
-            <w:pPr>
-              <w:pStyle w:val="Normal"/>
-              <w:jc w:val="center"/>
-              <w:pBdr>
-                <w:bottom w:val="none" w:sz="0" w:space="0" w:color="000000"/>
-                <w:top w:val="none" w:sz="0" w:space="0" w:color="000000"/>
-                <w:left w:val="none" w:sz="0" w:space="0" w:color="000000"/>
-                <w:right w:val="none" w:sz="0" w:space="0" w:color="000000"/>
-              </w:pBdr>
-              <w:spacing w:after="100" w:before="100" w:line="240"/>
-              <w:ind w:left="100" w:right="100" w:firstLine="0" w:firstLineChars="0"/>
-              <w:rPr>
-                <w:rFonts w:ascii="Helvetica" w:hAnsi="Helvetica" w:eastAsia="Helvetica" w:cs="Helvetica"/>
-                <w:i w:val="false"/>
-                <w:b w:val="false"/>
-                <w:u w:val="none"/>
-                <w:sz w:val="22"/>
-                <w:szCs w:val="22"/>
-                <w:color w:val="000000"/>
-              </w:rPr>
-            </w:pPr>
-            <w:r>
-              <w:rPr>
-                <w:rFonts w:ascii="Helvetica" w:hAnsi="Helvetica" w:eastAsia="Helvetica" w:cs="Helvetica"/>
-                <w:i w:val="false"/>
-                <w:b w:val="false"/>
-                <w:u w:val="none"/>
-                <w:sz w:val="22"/>
-                <w:szCs w:val="22"/>
-                <w:color w:val="000000"/>
-              </w:rPr>
-              <w:t xml:space="preserve">0.791</w:t>
+              <w:t xml:space="preserve">1.43</w:t>
+            </w:r>
+          </w:p>
+        </w:tc>
+        <w:tc>
+          <w:tcPr>
+            <w:tcBorders>
+              <w:bottom w:val="none" w:sz="0" w:space="0" w:color="000000"/>
+              <w:top w:val="none" w:sz="0" w:space="0" w:color="000000"/>
+              <w:left w:val="none" w:sz="0" w:space="0" w:color="000000"/>
+              <w:right w:val="none" w:sz="0" w:space="0" w:color="000000"/>
+            </w:tcBorders>
+            <w:shd w:val="clear" w:color="auto" w:fill="FFFFFF"/>
+            <w:tcMar>
+              <w:top w:w="0" w:type="dxa"/>
+              <w:bottom w:w="0" w:type="dxa"/>
+              <w:left w:w="0" w:type="dxa"/>
+              <w:right w:w="0" w:type="dxa"/>
+            </w:tcMar>
+            <w:vAlign w:val="top"/>
+          </w:tcPr>
+          <w:p>
+            <w:pPr>
+              <w:pStyle w:val="Normal"/>
+              <w:jc w:val="center"/>
+              <w:pBdr>
+                <w:bottom w:val="none" w:sz="0" w:space="0" w:color="000000"/>
+                <w:top w:val="none" w:sz="0" w:space="0" w:color="000000"/>
+                <w:left w:val="none" w:sz="0" w:space="0" w:color="000000"/>
+                <w:right w:val="none" w:sz="0" w:space="0" w:color="000000"/>
+              </w:pBdr>
+              <w:spacing w:after="100" w:before="100" w:line="240"/>
+              <w:ind w:left="100" w:right="100" w:firstLine="0" w:firstLineChars="0"/>
+              <w:rPr>
+                <w:rFonts w:ascii="Helvetica" w:hAnsi="Helvetica" w:eastAsia="Helvetica" w:cs="Helvetica"/>
+                <w:i w:val="false"/>
+                <w:b w:val="false"/>
+                <w:u w:val="none"/>
+                <w:sz w:val="22"/>
+                <w:szCs w:val="22"/>
+                <w:color w:val="000000"/>
+              </w:rPr>
+            </w:pPr>
+            <w:r>
+              <w:rPr>
+                <w:rFonts w:ascii="Helvetica" w:hAnsi="Helvetica" w:eastAsia="Helvetica" w:cs="Helvetica"/>
+                <w:i w:val="false"/>
+                <w:b w:val="false"/>
+                <w:u w:val="none"/>
+                <w:sz w:val="22"/>
+                <w:szCs w:val="22"/>
+                <w:color w:val="000000"/>
+              </w:rPr>
+              <w:t xml:space="preserve">0.09, 22.9</w:t>
+            </w:r>
+          </w:p>
+        </w:tc>
+        <w:tc>
+          <w:tcPr>
+            <w:tcBorders>
+              <w:bottom w:val="none" w:sz="0" w:space="0" w:color="000000"/>
+              <w:top w:val="none" w:sz="0" w:space="0" w:color="000000"/>
+              <w:left w:val="none" w:sz="0" w:space="0" w:color="000000"/>
+              <w:right w:val="none" w:sz="0" w:space="0" w:color="000000"/>
+            </w:tcBorders>
+            <w:shd w:val="clear" w:color="auto" w:fill="FFFFFF"/>
+            <w:tcMar>
+              <w:top w:w="0" w:type="dxa"/>
+              <w:bottom w:w="0" w:type="dxa"/>
+              <w:left w:w="0" w:type="dxa"/>
+              <w:right w:w="0" w:type="dxa"/>
+            </w:tcMar>
+            <w:vAlign w:val="top"/>
+          </w:tcPr>
+          <w:p>
+            <w:pPr>
+              <w:pStyle w:val="Normal"/>
+              <w:jc w:val="center"/>
+              <w:pBdr>
+                <w:bottom w:val="none" w:sz="0" w:space="0" w:color="000000"/>
+                <w:top w:val="none" w:sz="0" w:space="0" w:color="000000"/>
+                <w:left w:val="none" w:sz="0" w:space="0" w:color="000000"/>
+                <w:right w:val="none" w:sz="0" w:space="0" w:color="000000"/>
+              </w:pBdr>
+              <w:spacing w:after="100" w:before="100" w:line="240"/>
+              <w:ind w:left="100" w:right="100" w:firstLine="0" w:firstLineChars="0"/>
+              <w:rPr>
+                <w:rFonts w:ascii="Helvetica" w:hAnsi="Helvetica" w:eastAsia="Helvetica" w:cs="Helvetica"/>
+                <w:i w:val="false"/>
+                <w:b w:val="false"/>
+                <w:u w:val="none"/>
+                <w:sz w:val="22"/>
+                <w:szCs w:val="22"/>
+                <w:color w:val="000000"/>
+              </w:rPr>
+            </w:pPr>
+            <w:r>
+              <w:rPr>
+                <w:rFonts w:ascii="Helvetica" w:hAnsi="Helvetica" w:eastAsia="Helvetica" w:cs="Helvetica"/>
+                <w:i w:val="false"/>
+                <w:b w:val="false"/>
+                <w:u w:val="none"/>
+                <w:sz w:val="22"/>
+                <w:szCs w:val="22"/>
+                <w:color w:val="000000"/>
+              </w:rPr>
+              <w:t xml:space="preserve">0.800</w:t>
             </w:r>
           </w:p>
         </w:tc>
@@ -10280,7 +10280,7 @@
                 <w:szCs w:val="22"/>
                 <w:color w:val="000000"/>
               </w:rPr>
-              <w:t xml:space="preserve">0.01</w:t>
+              <w:t xml:space="preserve">0.05</w:t>
             </w:r>
           </w:p>
         </w:tc>
@@ -10498,7 +10498,7 @@
                 <w:szCs w:val="22"/>
                 <w:color w:val="000000"/>
               </w:rPr>
-              <w:t xml:space="preserve">323</w:t>
+              <w:t xml:space="preserve">322</w:t>
             </w:r>
           </w:p>
         </w:tc>
@@ -10710,7 +10710,7 @@
                 <w:szCs w:val="22"/>
                 <w:color w:val="000000"/>
               </w:rPr>
-              <w:t xml:space="preserve">323</w:t>
+              <w:t xml:space="preserve">322</w:t>
             </w:r>
           </w:p>
         </w:tc>
@@ -11835,7 +11835,7 @@
                 <w:szCs w:val="22"/>
                 <w:color w:val="000000"/>
               </w:rPr>
-              <w:t xml:space="preserve">0.987</w:t>
+              <w:t xml:space="preserve">0.997</w:t>
             </w:r>
           </w:p>
         </w:tc>
@@ -11947,7 +11947,7 @@
                 <w:szCs w:val="22"/>
                 <w:color w:val="000000"/>
               </w:rPr>
-              <w:t xml:space="preserve">323</w:t>
+              <w:t xml:space="preserve">322</w:t>
             </w:r>
           </w:p>
         </w:tc>
@@ -12106,113 +12106,113 @@
                 <w:szCs w:val="22"/>
                 <w:color w:val="000000"/>
               </w:rPr>
-              <w:t xml:space="preserve">0.728</w:t>
-            </w:r>
-          </w:p>
-        </w:tc>
-        <w:tc>
-          <w:tcPr>
-            <w:tcBorders>
-              <w:bottom w:val="none" w:sz="0" w:space="0" w:color="000000"/>
-              <w:top w:val="none" w:sz="0" w:space="0" w:color="000000"/>
-              <w:left w:val="none" w:sz="0" w:space="0" w:color="000000"/>
-              <w:right w:val="none" w:sz="0" w:space="0" w:color="000000"/>
-            </w:tcBorders>
-            <w:shd w:val="clear" w:color="auto" w:fill="FFFFFF"/>
-            <w:tcMar>
-              <w:top w:w="0" w:type="dxa"/>
-              <w:bottom w:w="0" w:type="dxa"/>
-              <w:left w:w="0" w:type="dxa"/>
-              <w:right w:w="0" w:type="dxa"/>
-            </w:tcMar>
-            <w:vAlign w:val="top"/>
-          </w:tcPr>
-          <w:p>
-            <w:pPr>
-              <w:pStyle w:val="Normal"/>
-              <w:jc w:val="center"/>
-              <w:pBdr>
-                <w:bottom w:val="none" w:sz="0" w:space="0" w:color="000000"/>
-                <w:top w:val="none" w:sz="0" w:space="0" w:color="000000"/>
-                <w:left w:val="none" w:sz="0" w:space="0" w:color="000000"/>
-                <w:right w:val="none" w:sz="0" w:space="0" w:color="000000"/>
-              </w:pBdr>
-              <w:spacing w:after="100" w:before="100" w:line="240"/>
-              <w:ind w:left="100" w:right="100" w:firstLine="0" w:firstLineChars="0"/>
-              <w:rPr>
-                <w:rFonts w:ascii="Helvetica" w:hAnsi="Helvetica" w:eastAsia="Helvetica" w:cs="Helvetica"/>
-                <w:i w:val="false"/>
-                <w:b w:val="false"/>
-                <w:u w:val="none"/>
-                <w:sz w:val="22"/>
-                <w:szCs w:val="22"/>
-                <w:color w:val="000000"/>
-              </w:rPr>
-            </w:pPr>
-            <w:r>
-              <w:rPr>
-                <w:rFonts w:ascii="Helvetica" w:hAnsi="Helvetica" w:eastAsia="Helvetica" w:cs="Helvetica"/>
-                <w:i w:val="false"/>
-                <w:b w:val="false"/>
-                <w:u w:val="none"/>
-                <w:sz w:val="22"/>
-                <w:szCs w:val="22"/>
-                <w:color w:val="000000"/>
-              </w:rPr>
-              <w:t xml:space="preserve">323</w:t>
-            </w:r>
-          </w:p>
-        </w:tc>
-        <w:tc>
-          <w:tcPr>
-            <w:tcBorders>
-              <w:bottom w:val="none" w:sz="0" w:space="0" w:color="000000"/>
-              <w:top w:val="none" w:sz="0" w:space="0" w:color="000000"/>
-              <w:left w:val="none" w:sz="0" w:space="0" w:color="000000"/>
-              <w:right w:val="none" w:sz="0" w:space="0" w:color="000000"/>
-            </w:tcBorders>
-            <w:shd w:val="clear" w:color="auto" w:fill="FFFFFF"/>
-            <w:tcMar>
-              <w:top w:w="0" w:type="dxa"/>
-              <w:bottom w:w="0" w:type="dxa"/>
-              <w:left w:w="0" w:type="dxa"/>
-              <w:right w:w="0" w:type="dxa"/>
-            </w:tcMar>
-            <w:vAlign w:val="top"/>
-          </w:tcPr>
-          <w:p>
-            <w:pPr>
-              <w:pStyle w:val="Normal"/>
-              <w:jc w:val="center"/>
-              <w:pBdr>
-                <w:bottom w:val="none" w:sz="0" w:space="0" w:color="000000"/>
-                <w:top w:val="none" w:sz="0" w:space="0" w:color="000000"/>
-                <w:left w:val="none" w:sz="0" w:space="0" w:color="000000"/>
-                <w:right w:val="none" w:sz="0" w:space="0" w:color="000000"/>
-              </w:pBdr>
-              <w:spacing w:after="100" w:before="100" w:line="240"/>
-              <w:ind w:left="100" w:right="100" w:firstLine="0" w:firstLineChars="0"/>
-              <w:rPr>
-                <w:rFonts w:ascii="Helvetica" w:hAnsi="Helvetica" w:eastAsia="Helvetica" w:cs="Helvetica"/>
-                <w:i w:val="false"/>
-                <w:b w:val="false"/>
-                <w:u w:val="none"/>
-                <w:sz w:val="22"/>
-                <w:szCs w:val="22"/>
-                <w:color w:val="000000"/>
-              </w:rPr>
-            </w:pPr>
-            <w:r>
-              <w:rPr>
-                <w:rFonts w:ascii="Helvetica" w:hAnsi="Helvetica" w:eastAsia="Helvetica" w:cs="Helvetica"/>
-                <w:i w:val="false"/>
-                <w:b w:val="false"/>
-                <w:u w:val="none"/>
-                <w:sz w:val="22"/>
-                <w:szCs w:val="22"/>
-                <w:color w:val="000000"/>
-              </w:rPr>
-              <w:t xml:space="preserve">17,022,395,959</w:t>
+              <w:t xml:space="preserve">0.726</w:t>
+            </w:r>
+          </w:p>
+        </w:tc>
+        <w:tc>
+          <w:tcPr>
+            <w:tcBorders>
+              <w:bottom w:val="none" w:sz="0" w:space="0" w:color="000000"/>
+              <w:top w:val="none" w:sz="0" w:space="0" w:color="000000"/>
+              <w:left w:val="none" w:sz="0" w:space="0" w:color="000000"/>
+              <w:right w:val="none" w:sz="0" w:space="0" w:color="000000"/>
+            </w:tcBorders>
+            <w:shd w:val="clear" w:color="auto" w:fill="FFFFFF"/>
+            <w:tcMar>
+              <w:top w:w="0" w:type="dxa"/>
+              <w:bottom w:w="0" w:type="dxa"/>
+              <w:left w:w="0" w:type="dxa"/>
+              <w:right w:w="0" w:type="dxa"/>
+            </w:tcMar>
+            <w:vAlign w:val="top"/>
+          </w:tcPr>
+          <w:p>
+            <w:pPr>
+              <w:pStyle w:val="Normal"/>
+              <w:jc w:val="center"/>
+              <w:pBdr>
+                <w:bottom w:val="none" w:sz="0" w:space="0" w:color="000000"/>
+                <w:top w:val="none" w:sz="0" w:space="0" w:color="000000"/>
+                <w:left w:val="none" w:sz="0" w:space="0" w:color="000000"/>
+                <w:right w:val="none" w:sz="0" w:space="0" w:color="000000"/>
+              </w:pBdr>
+              <w:spacing w:after="100" w:before="100" w:line="240"/>
+              <w:ind w:left="100" w:right="100" w:firstLine="0" w:firstLineChars="0"/>
+              <w:rPr>
+                <w:rFonts w:ascii="Helvetica" w:hAnsi="Helvetica" w:eastAsia="Helvetica" w:cs="Helvetica"/>
+                <w:i w:val="false"/>
+                <w:b w:val="false"/>
+                <w:u w:val="none"/>
+                <w:sz w:val="22"/>
+                <w:szCs w:val="22"/>
+                <w:color w:val="000000"/>
+              </w:rPr>
+            </w:pPr>
+            <w:r>
+              <w:rPr>
+                <w:rFonts w:ascii="Helvetica" w:hAnsi="Helvetica" w:eastAsia="Helvetica" w:cs="Helvetica"/>
+                <w:i w:val="false"/>
+                <w:b w:val="false"/>
+                <w:u w:val="none"/>
+                <w:sz w:val="22"/>
+                <w:szCs w:val="22"/>
+                <w:color w:val="000000"/>
+              </w:rPr>
+              <w:t xml:space="preserve">322</w:t>
+            </w:r>
+          </w:p>
+        </w:tc>
+        <w:tc>
+          <w:tcPr>
+            <w:tcBorders>
+              <w:bottom w:val="none" w:sz="0" w:space="0" w:color="000000"/>
+              <w:top w:val="none" w:sz="0" w:space="0" w:color="000000"/>
+              <w:left w:val="none" w:sz="0" w:space="0" w:color="000000"/>
+              <w:right w:val="none" w:sz="0" w:space="0" w:color="000000"/>
+            </w:tcBorders>
+            <w:shd w:val="clear" w:color="auto" w:fill="FFFFFF"/>
+            <w:tcMar>
+              <w:top w:w="0" w:type="dxa"/>
+              <w:bottom w:w="0" w:type="dxa"/>
+              <w:left w:w="0" w:type="dxa"/>
+              <w:right w:w="0" w:type="dxa"/>
+            </w:tcMar>
+            <w:vAlign w:val="top"/>
+          </w:tcPr>
+          <w:p>
+            <w:pPr>
+              <w:pStyle w:val="Normal"/>
+              <w:jc w:val="center"/>
+              <w:pBdr>
+                <w:bottom w:val="none" w:sz="0" w:space="0" w:color="000000"/>
+                <w:top w:val="none" w:sz="0" w:space="0" w:color="000000"/>
+                <w:left w:val="none" w:sz="0" w:space="0" w:color="000000"/>
+                <w:right w:val="none" w:sz="0" w:space="0" w:color="000000"/>
+              </w:pBdr>
+              <w:spacing w:after="100" w:before="100" w:line="240"/>
+              <w:ind w:left="100" w:right="100" w:firstLine="0" w:firstLineChars="0"/>
+              <w:rPr>
+                <w:rFonts w:ascii="Helvetica" w:hAnsi="Helvetica" w:eastAsia="Helvetica" w:cs="Helvetica"/>
+                <w:i w:val="false"/>
+                <w:b w:val="false"/>
+                <w:u w:val="none"/>
+                <w:sz w:val="22"/>
+                <w:szCs w:val="22"/>
+                <w:color w:val="000000"/>
+              </w:rPr>
+            </w:pPr>
+            <w:r>
+              <w:rPr>
+                <w:rFonts w:ascii="Helvetica" w:hAnsi="Helvetica" w:eastAsia="Helvetica" w:cs="Helvetica"/>
+                <w:i w:val="false"/>
+                <w:b w:val="false"/>
+                <w:u w:val="none"/>
+                <w:sz w:val="22"/>
+                <w:szCs w:val="22"/>
+                <w:color w:val="000000"/>
+              </w:rPr>
+              <w:t xml:space="preserve">15,983,983</w:t>
             </w:r>
           </w:p>
         </w:tc>
@@ -12318,7 +12318,7 @@
                 <w:szCs w:val="22"/>
                 <w:color w:val="000000"/>
               </w:rPr>
-              <w:t xml:space="preserve">0.988</w:t>
+              <w:t xml:space="preserve">0.990</w:t>
             </w:r>
           </w:p>
         </w:tc>
@@ -12430,7 +12430,7 @@
                 <w:szCs w:val="22"/>
                 <w:color w:val="000000"/>
               </w:rPr>
-              <w:t xml:space="preserve">323</w:t>
+              <w:t xml:space="preserve">322</w:t>
             </w:r>
           </w:p>
         </w:tc>
@@ -12642,7 +12642,7 @@
                 <w:szCs w:val="22"/>
                 <w:color w:val="000000"/>
               </w:rPr>
-              <w:t xml:space="preserve">323</w:t>
+              <w:t xml:space="preserve">322</w:t>
             </w:r>
           </w:p>
         </w:tc>
@@ -12801,7 +12801,7 @@
                 <w:szCs w:val="22"/>
                 <w:color w:val="000000"/>
               </w:rPr>
-              <w:t xml:space="preserve">0.999</w:t>
+              <w:t xml:space="preserve">0.998</w:t>
             </w:r>
           </w:p>
         </w:tc>
@@ -12913,272 +12913,272 @@
                 <w:szCs w:val="22"/>
                 <w:color w:val="000000"/>
               </w:rPr>
-              <w:t xml:space="preserve">323</w:t>
-            </w:r>
-          </w:p>
-        </w:tc>
-        <w:tc>
-          <w:tcPr>
-            <w:tcBorders>
-              <w:bottom w:val="none" w:sz="0" w:space="0" w:color="000000"/>
-              <w:top w:val="none" w:sz="0" w:space="0" w:color="000000"/>
-              <w:left w:val="none" w:sz="0" w:space="0" w:color="000000"/>
-              <w:right w:val="none" w:sz="0" w:space="0" w:color="000000"/>
-            </w:tcBorders>
-            <w:shd w:val="clear" w:color="auto" w:fill="FFFFFF"/>
-            <w:tcMar>
-              <w:top w:w="0" w:type="dxa"/>
-              <w:bottom w:w="0" w:type="dxa"/>
-              <w:left w:w="0" w:type="dxa"/>
-              <w:right w:w="0" w:type="dxa"/>
-            </w:tcMar>
-            <w:vAlign w:val="top"/>
-          </w:tcPr>
-          <w:p>
-            <w:pPr>
-              <w:pStyle w:val="Normal"/>
-              <w:jc w:val="center"/>
-              <w:pBdr>
-                <w:bottom w:val="none" w:sz="0" w:space="0" w:color="000000"/>
-                <w:top w:val="none" w:sz="0" w:space="0" w:color="000000"/>
-                <w:left w:val="none" w:sz="0" w:space="0" w:color="000000"/>
-                <w:right w:val="none" w:sz="0" w:space="0" w:color="000000"/>
-              </w:pBdr>
-              <w:spacing w:after="100" w:before="100" w:line="240"/>
-              <w:ind w:left="100" w:right="100" w:firstLine="0" w:firstLineChars="0"/>
-              <w:rPr>
-                <w:rFonts w:ascii="Helvetica" w:hAnsi="Helvetica" w:eastAsia="Helvetica" w:cs="Helvetica"/>
-                <w:i w:val="false"/>
-                <w:b w:val="false"/>
-                <w:u w:val="none"/>
-                <w:sz w:val="22"/>
-                <w:szCs w:val="22"/>
-                <w:color w:val="000000"/>
-              </w:rPr>
-            </w:pPr>
-            <w:r>
-              <w:rPr>
-                <w:rFonts w:ascii="Helvetica" w:hAnsi="Helvetica" w:eastAsia="Helvetica" w:cs="Helvetica"/>
-                <w:i w:val="false"/>
-                <w:b w:val="false"/>
-                <w:u w:val="none"/>
-                <w:sz w:val="22"/>
-                <w:szCs w:val="22"/>
-                <w:color w:val="000000"/>
-              </w:rPr>
-              <w:t xml:space="preserve">8.52</w:t>
-            </w:r>
-          </w:p>
-        </w:tc>
-        <w:tc>
-          <w:tcPr>
-            <w:tcBorders>
-              <w:bottom w:val="none" w:sz="0" w:space="0" w:color="000000"/>
-              <w:top w:val="none" w:sz="0" w:space="0" w:color="000000"/>
-              <w:left w:val="none" w:sz="0" w:space="0" w:color="000000"/>
-              <w:right w:val="none" w:sz="0" w:space="0" w:color="000000"/>
-            </w:tcBorders>
-            <w:shd w:val="clear" w:color="auto" w:fill="FFFFFF"/>
-            <w:tcMar>
-              <w:top w:w="0" w:type="dxa"/>
-              <w:bottom w:w="0" w:type="dxa"/>
-              <w:left w:w="0" w:type="dxa"/>
-              <w:right w:w="0" w:type="dxa"/>
-            </w:tcMar>
-            <w:vAlign w:val="top"/>
-          </w:tcPr>
-          <w:p>
-            <w:pPr>
-              <w:pStyle w:val="Normal"/>
-              <w:jc w:val="center"/>
-              <w:pBdr>
-                <w:bottom w:val="none" w:sz="0" w:space="0" w:color="000000"/>
-                <w:top w:val="none" w:sz="0" w:space="0" w:color="000000"/>
-                <w:left w:val="none" w:sz="0" w:space="0" w:color="000000"/>
-                <w:right w:val="none" w:sz="0" w:space="0" w:color="000000"/>
-              </w:pBdr>
-              <w:spacing w:after="100" w:before="100" w:line="240"/>
-              <w:ind w:left="100" w:right="100" w:firstLine="0" w:firstLineChars="0"/>
-              <w:rPr>
-                <w:rFonts w:ascii="Helvetica" w:hAnsi="Helvetica" w:eastAsia="Helvetica" w:cs="Helvetica"/>
-                <w:i w:val="false"/>
-                <w:b w:val="false"/>
-                <w:u w:val="none"/>
-                <w:sz w:val="22"/>
-                <w:szCs w:val="22"/>
-                <w:color w:val="000000"/>
-              </w:rPr>
-            </w:pPr>
-            <w:r>
-              <w:rPr>
-                <w:rFonts w:ascii="Helvetica" w:hAnsi="Helvetica" w:eastAsia="Helvetica" w:cs="Helvetica"/>
-                <w:i w:val="false"/>
-                <w:b w:val="false"/>
-                <w:u w:val="none"/>
-                <w:sz w:val="22"/>
-                <w:szCs w:val="22"/>
-                <w:color w:val="000000"/>
-              </w:rPr>
-              <w:t xml:space="preserve">0.53, 136</w:t>
-            </w:r>
-          </w:p>
-        </w:tc>
-        <w:tc>
-          <w:tcPr>
-            <w:tcBorders>
-              <w:bottom w:val="none" w:sz="0" w:space="0" w:color="000000"/>
-              <w:top w:val="none" w:sz="0" w:space="0" w:color="000000"/>
-              <w:left w:val="none" w:sz="0" w:space="0" w:color="000000"/>
-              <w:right w:val="none" w:sz="0" w:space="0" w:color="000000"/>
-            </w:tcBorders>
-            <w:shd w:val="clear" w:color="auto" w:fill="FFFFFF"/>
-            <w:tcMar>
-              <w:top w:w="0" w:type="dxa"/>
-              <w:bottom w:w="0" w:type="dxa"/>
-              <w:left w:w="0" w:type="dxa"/>
-              <w:right w:w="0" w:type="dxa"/>
-            </w:tcMar>
-            <w:vAlign w:val="top"/>
-          </w:tcPr>
-          <w:p>
-            <w:pPr>
-              <w:pStyle w:val="Normal"/>
-              <w:jc w:val="center"/>
-              <w:pBdr>
-                <w:bottom w:val="none" w:sz="0" w:space="0" w:color="000000"/>
-                <w:top w:val="none" w:sz="0" w:space="0" w:color="000000"/>
-                <w:left w:val="none" w:sz="0" w:space="0" w:color="000000"/>
-                <w:right w:val="none" w:sz="0" w:space="0" w:color="000000"/>
-              </w:pBdr>
-              <w:spacing w:after="100" w:before="100" w:line="240"/>
-              <w:ind w:left="100" w:right="100" w:firstLine="0" w:firstLineChars="0"/>
-              <w:rPr>
-                <w:rFonts w:ascii="Helvetica" w:hAnsi="Helvetica" w:eastAsia="Helvetica" w:cs="Helvetica"/>
-                <w:i w:val="false"/>
-                <w:b w:val="false"/>
-                <w:u w:val="none"/>
-                <w:sz w:val="22"/>
-                <w:szCs w:val="22"/>
-                <w:color w:val="000000"/>
-              </w:rPr>
-            </w:pPr>
-            <w:r>
-              <w:rPr>
-                <w:rFonts w:ascii="Helvetica" w:hAnsi="Helvetica" w:eastAsia="Helvetica" w:cs="Helvetica"/>
-                <w:i w:val="false"/>
-                <w:b w:val="false"/>
-                <w:u w:val="none"/>
-                <w:sz w:val="22"/>
-                <w:szCs w:val="22"/>
-                <w:color w:val="000000"/>
-              </w:rPr>
-              <w:t xml:space="preserve">0.130</w:t>
-            </w:r>
-          </w:p>
-        </w:tc>
-        <w:tc>
-          <w:tcPr>
-            <w:tcBorders>
-              <w:bottom w:val="none" w:sz="0" w:space="0" w:color="000000"/>
-              <w:top w:val="none" w:sz="0" w:space="0" w:color="000000"/>
-              <w:left w:val="none" w:sz="0" w:space="0" w:color="000000"/>
-              <w:right w:val="none" w:sz="0" w:space="0" w:color="000000"/>
-            </w:tcBorders>
-            <w:shd w:val="clear" w:color="auto" w:fill="FFFFFF"/>
-            <w:tcMar>
-              <w:top w:w="0" w:type="dxa"/>
-              <w:bottom w:w="0" w:type="dxa"/>
-              <w:left w:w="0" w:type="dxa"/>
-              <w:right w:w="0" w:type="dxa"/>
-            </w:tcMar>
-            <w:vAlign w:val="top"/>
-          </w:tcPr>
-          <w:p>
-            <w:pPr>
-              <w:pStyle w:val="Normal"/>
-              <w:jc w:val="center"/>
-              <w:pBdr>
-                <w:bottom w:val="none" w:sz="0" w:space="0" w:color="000000"/>
-                <w:top w:val="none" w:sz="0" w:space="0" w:color="000000"/>
-                <w:left w:val="none" w:sz="0" w:space="0" w:color="000000"/>
-                <w:right w:val="none" w:sz="0" w:space="0" w:color="000000"/>
-              </w:pBdr>
-              <w:spacing w:after="100" w:before="100" w:line="240"/>
-              <w:ind w:left="100" w:right="100" w:firstLine="0" w:firstLineChars="0"/>
-              <w:rPr>
-                <w:rFonts w:ascii="Helvetica" w:hAnsi="Helvetica" w:eastAsia="Helvetica" w:cs="Helvetica"/>
-                <w:i w:val="false"/>
-                <w:b w:val="false"/>
-                <w:u w:val="none"/>
-                <w:sz w:val="22"/>
-                <w:szCs w:val="22"/>
-                <w:color w:val="000000"/>
-              </w:rPr>
-            </w:pPr>
-            <w:r>
-              <w:rPr>
-                <w:rFonts w:ascii="Helvetica" w:hAnsi="Helvetica" w:eastAsia="Helvetica" w:cs="Helvetica"/>
-                <w:i w:val="false"/>
-                <w:b w:val="false"/>
-                <w:u w:val="none"/>
-                <w:sz w:val="22"/>
-                <w:szCs w:val="22"/>
-                <w:color w:val="000000"/>
-              </w:rPr>
-              <w:t xml:space="preserve">323</w:t>
-            </w:r>
-          </w:p>
-        </w:tc>
-        <w:tc>
-          <w:tcPr>
-            <w:tcBorders>
-              <w:bottom w:val="none" w:sz="0" w:space="0" w:color="000000"/>
-              <w:top w:val="none" w:sz="0" w:space="0" w:color="000000"/>
-              <w:left w:val="none" w:sz="0" w:space="0" w:color="000000"/>
-              <w:right w:val="none" w:sz="0" w:space="0" w:color="000000"/>
-            </w:tcBorders>
-            <w:shd w:val="clear" w:color="auto" w:fill="FFFFFF"/>
-            <w:tcMar>
-              <w:top w:w="0" w:type="dxa"/>
-              <w:bottom w:w="0" w:type="dxa"/>
-              <w:left w:w="0" w:type="dxa"/>
-              <w:right w:w="0" w:type="dxa"/>
-            </w:tcMar>
-            <w:vAlign w:val="top"/>
-          </w:tcPr>
-          <w:p>
-            <w:pPr>
-              <w:pStyle w:val="Normal"/>
-              <w:jc w:val="center"/>
-              <w:pBdr>
-                <w:bottom w:val="none" w:sz="0" w:space="0" w:color="000000"/>
-                <w:top w:val="none" w:sz="0" w:space="0" w:color="000000"/>
-                <w:left w:val="none" w:sz="0" w:space="0" w:color="000000"/>
-                <w:right w:val="none" w:sz="0" w:space="0" w:color="000000"/>
-              </w:pBdr>
-              <w:spacing w:after="100" w:before="100" w:line="240"/>
-              <w:ind w:left="100" w:right="100" w:firstLine="0" w:firstLineChars="0"/>
-              <w:rPr>
-                <w:rFonts w:ascii="Helvetica" w:hAnsi="Helvetica" w:eastAsia="Helvetica" w:cs="Helvetica"/>
-                <w:i w:val="false"/>
-                <w:b w:val="false"/>
-                <w:u w:val="none"/>
-                <w:sz w:val="22"/>
-                <w:szCs w:val="22"/>
-                <w:color w:val="000000"/>
-              </w:rPr>
-            </w:pPr>
-            <w:r>
-              <w:rPr>
-                <w:rFonts w:ascii="Helvetica" w:hAnsi="Helvetica" w:eastAsia="Helvetica" w:cs="Helvetica"/>
-                <w:i w:val="false"/>
-                <w:b w:val="false"/>
-                <w:u w:val="none"/>
-                <w:sz w:val="22"/>
-                <w:szCs w:val="22"/>
-                <w:color w:val="000000"/>
-              </w:rPr>
-              <w:t xml:space="preserve">54,231,016,756,745,161,654,674,783,477,325,594,145,060,814,848</w:t>
+              <w:t xml:space="preserve">322</w:t>
+            </w:r>
+          </w:p>
+        </w:tc>
+        <w:tc>
+          <w:tcPr>
+            <w:tcBorders>
+              <w:bottom w:val="none" w:sz="0" w:space="0" w:color="000000"/>
+              <w:top w:val="none" w:sz="0" w:space="0" w:color="000000"/>
+              <w:left w:val="none" w:sz="0" w:space="0" w:color="000000"/>
+              <w:right w:val="none" w:sz="0" w:space="0" w:color="000000"/>
+            </w:tcBorders>
+            <w:shd w:val="clear" w:color="auto" w:fill="FFFFFF"/>
+            <w:tcMar>
+              <w:top w:w="0" w:type="dxa"/>
+              <w:bottom w:w="0" w:type="dxa"/>
+              <w:left w:w="0" w:type="dxa"/>
+              <w:right w:w="0" w:type="dxa"/>
+            </w:tcMar>
+            <w:vAlign w:val="top"/>
+          </w:tcPr>
+          <w:p>
+            <w:pPr>
+              <w:pStyle w:val="Normal"/>
+              <w:jc w:val="center"/>
+              <w:pBdr>
+                <w:bottom w:val="none" w:sz="0" w:space="0" w:color="000000"/>
+                <w:top w:val="none" w:sz="0" w:space="0" w:color="000000"/>
+                <w:left w:val="none" w:sz="0" w:space="0" w:color="000000"/>
+                <w:right w:val="none" w:sz="0" w:space="0" w:color="000000"/>
+              </w:pBdr>
+              <w:spacing w:after="100" w:before="100" w:line="240"/>
+              <w:ind w:left="100" w:right="100" w:firstLine="0" w:firstLineChars="0"/>
+              <w:rPr>
+                <w:rFonts w:ascii="Helvetica" w:hAnsi="Helvetica" w:eastAsia="Helvetica" w:cs="Helvetica"/>
+                <w:i w:val="false"/>
+                <w:b w:val="false"/>
+                <w:u w:val="none"/>
+                <w:sz w:val="22"/>
+                <w:szCs w:val="22"/>
+                <w:color w:val="000000"/>
+              </w:rPr>
+            </w:pPr>
+            <w:r>
+              <w:rPr>
+                <w:rFonts w:ascii="Helvetica" w:hAnsi="Helvetica" w:eastAsia="Helvetica" w:cs="Helvetica"/>
+                <w:i w:val="false"/>
+                <w:b w:val="false"/>
+                <w:u w:val="none"/>
+                <w:sz w:val="22"/>
+                <w:szCs w:val="22"/>
+                <w:color w:val="000000"/>
+              </w:rPr>
+              <w:t xml:space="preserve">8.54</w:t>
+            </w:r>
+          </w:p>
+        </w:tc>
+        <w:tc>
+          <w:tcPr>
+            <w:tcBorders>
+              <w:bottom w:val="none" w:sz="0" w:space="0" w:color="000000"/>
+              <w:top w:val="none" w:sz="0" w:space="0" w:color="000000"/>
+              <w:left w:val="none" w:sz="0" w:space="0" w:color="000000"/>
+              <w:right w:val="none" w:sz="0" w:space="0" w:color="000000"/>
+            </w:tcBorders>
+            <w:shd w:val="clear" w:color="auto" w:fill="FFFFFF"/>
+            <w:tcMar>
+              <w:top w:w="0" w:type="dxa"/>
+              <w:bottom w:w="0" w:type="dxa"/>
+              <w:left w:w="0" w:type="dxa"/>
+              <w:right w:w="0" w:type="dxa"/>
+            </w:tcMar>
+            <w:vAlign w:val="top"/>
+          </w:tcPr>
+          <w:p>
+            <w:pPr>
+              <w:pStyle w:val="Normal"/>
+              <w:jc w:val="center"/>
+              <w:pBdr>
+                <w:bottom w:val="none" w:sz="0" w:space="0" w:color="000000"/>
+                <w:top w:val="none" w:sz="0" w:space="0" w:color="000000"/>
+                <w:left w:val="none" w:sz="0" w:space="0" w:color="000000"/>
+                <w:right w:val="none" w:sz="0" w:space="0" w:color="000000"/>
+              </w:pBdr>
+              <w:spacing w:after="100" w:before="100" w:line="240"/>
+              <w:ind w:left="100" w:right="100" w:firstLine="0" w:firstLineChars="0"/>
+              <w:rPr>
+                <w:rFonts w:ascii="Helvetica" w:hAnsi="Helvetica" w:eastAsia="Helvetica" w:cs="Helvetica"/>
+                <w:i w:val="false"/>
+                <w:b w:val="false"/>
+                <w:u w:val="none"/>
+                <w:sz w:val="22"/>
+                <w:szCs w:val="22"/>
+                <w:color w:val="000000"/>
+              </w:rPr>
+            </w:pPr>
+            <w:r>
+              <w:rPr>
+                <w:rFonts w:ascii="Helvetica" w:hAnsi="Helvetica" w:eastAsia="Helvetica" w:cs="Helvetica"/>
+                <w:i w:val="false"/>
+                <w:b w:val="false"/>
+                <w:u w:val="none"/>
+                <w:sz w:val="22"/>
+                <w:szCs w:val="22"/>
+                <w:color w:val="000000"/>
+              </w:rPr>
+              <w:t xml:space="preserve">0.53, 137</w:t>
+            </w:r>
+          </w:p>
+        </w:tc>
+        <w:tc>
+          <w:tcPr>
+            <w:tcBorders>
+              <w:bottom w:val="none" w:sz="0" w:space="0" w:color="000000"/>
+              <w:top w:val="none" w:sz="0" w:space="0" w:color="000000"/>
+              <w:left w:val="none" w:sz="0" w:space="0" w:color="000000"/>
+              <w:right w:val="none" w:sz="0" w:space="0" w:color="000000"/>
+            </w:tcBorders>
+            <w:shd w:val="clear" w:color="auto" w:fill="FFFFFF"/>
+            <w:tcMar>
+              <w:top w:w="0" w:type="dxa"/>
+              <w:bottom w:w="0" w:type="dxa"/>
+              <w:left w:w="0" w:type="dxa"/>
+              <w:right w:w="0" w:type="dxa"/>
+            </w:tcMar>
+            <w:vAlign w:val="top"/>
+          </w:tcPr>
+          <w:p>
+            <w:pPr>
+              <w:pStyle w:val="Normal"/>
+              <w:jc w:val="center"/>
+              <w:pBdr>
+                <w:bottom w:val="none" w:sz="0" w:space="0" w:color="000000"/>
+                <w:top w:val="none" w:sz="0" w:space="0" w:color="000000"/>
+                <w:left w:val="none" w:sz="0" w:space="0" w:color="000000"/>
+                <w:right w:val="none" w:sz="0" w:space="0" w:color="000000"/>
+              </w:pBdr>
+              <w:spacing w:after="100" w:before="100" w:line="240"/>
+              <w:ind w:left="100" w:right="100" w:firstLine="0" w:firstLineChars="0"/>
+              <w:rPr>
+                <w:rFonts w:ascii="Helvetica" w:hAnsi="Helvetica" w:eastAsia="Helvetica" w:cs="Helvetica"/>
+                <w:i w:val="false"/>
+                <w:b w:val="false"/>
+                <w:u w:val="none"/>
+                <w:sz w:val="22"/>
+                <w:szCs w:val="22"/>
+                <w:color w:val="000000"/>
+              </w:rPr>
+            </w:pPr>
+            <w:r>
+              <w:rPr>
+                <w:rFonts w:ascii="Helvetica" w:hAnsi="Helvetica" w:eastAsia="Helvetica" w:cs="Helvetica"/>
+                <w:i w:val="false"/>
+                <w:b w:val="false"/>
+                <w:u w:val="none"/>
+                <w:sz w:val="22"/>
+                <w:szCs w:val="22"/>
+                <w:color w:val="000000"/>
+              </w:rPr>
+              <w:t xml:space="preserve">0.129</w:t>
+            </w:r>
+          </w:p>
+        </w:tc>
+        <w:tc>
+          <w:tcPr>
+            <w:tcBorders>
+              <w:bottom w:val="none" w:sz="0" w:space="0" w:color="000000"/>
+              <w:top w:val="none" w:sz="0" w:space="0" w:color="000000"/>
+              <w:left w:val="none" w:sz="0" w:space="0" w:color="000000"/>
+              <w:right w:val="none" w:sz="0" w:space="0" w:color="000000"/>
+            </w:tcBorders>
+            <w:shd w:val="clear" w:color="auto" w:fill="FFFFFF"/>
+            <w:tcMar>
+              <w:top w:w="0" w:type="dxa"/>
+              <w:bottom w:w="0" w:type="dxa"/>
+              <w:left w:w="0" w:type="dxa"/>
+              <w:right w:w="0" w:type="dxa"/>
+            </w:tcMar>
+            <w:vAlign w:val="top"/>
+          </w:tcPr>
+          <w:p>
+            <w:pPr>
+              <w:pStyle w:val="Normal"/>
+              <w:jc w:val="center"/>
+              <w:pBdr>
+                <w:bottom w:val="none" w:sz="0" w:space="0" w:color="000000"/>
+                <w:top w:val="none" w:sz="0" w:space="0" w:color="000000"/>
+                <w:left w:val="none" w:sz="0" w:space="0" w:color="000000"/>
+                <w:right w:val="none" w:sz="0" w:space="0" w:color="000000"/>
+              </w:pBdr>
+              <w:spacing w:after="100" w:before="100" w:line="240"/>
+              <w:ind w:left="100" w:right="100" w:firstLine="0" w:firstLineChars="0"/>
+              <w:rPr>
+                <w:rFonts w:ascii="Helvetica" w:hAnsi="Helvetica" w:eastAsia="Helvetica" w:cs="Helvetica"/>
+                <w:i w:val="false"/>
+                <w:b w:val="false"/>
+                <w:u w:val="none"/>
+                <w:sz w:val="22"/>
+                <w:szCs w:val="22"/>
+                <w:color w:val="000000"/>
+              </w:rPr>
+            </w:pPr>
+            <w:r>
+              <w:rPr>
+                <w:rFonts w:ascii="Helvetica" w:hAnsi="Helvetica" w:eastAsia="Helvetica" w:cs="Helvetica"/>
+                <w:i w:val="false"/>
+                <w:b w:val="false"/>
+                <w:u w:val="none"/>
+                <w:sz w:val="22"/>
+                <w:szCs w:val="22"/>
+                <w:color w:val="000000"/>
+              </w:rPr>
+              <w:t xml:space="preserve">322</w:t>
+            </w:r>
+          </w:p>
+        </w:tc>
+        <w:tc>
+          <w:tcPr>
+            <w:tcBorders>
+              <w:bottom w:val="none" w:sz="0" w:space="0" w:color="000000"/>
+              <w:top w:val="none" w:sz="0" w:space="0" w:color="000000"/>
+              <w:left w:val="none" w:sz="0" w:space="0" w:color="000000"/>
+              <w:right w:val="none" w:sz="0" w:space="0" w:color="000000"/>
+            </w:tcBorders>
+            <w:shd w:val="clear" w:color="auto" w:fill="FFFFFF"/>
+            <w:tcMar>
+              <w:top w:w="0" w:type="dxa"/>
+              <w:bottom w:w="0" w:type="dxa"/>
+              <w:left w:w="0" w:type="dxa"/>
+              <w:right w:w="0" w:type="dxa"/>
+            </w:tcMar>
+            <w:vAlign w:val="top"/>
+          </w:tcPr>
+          <w:p>
+            <w:pPr>
+              <w:pStyle w:val="Normal"/>
+              <w:jc w:val="center"/>
+              <w:pBdr>
+                <w:bottom w:val="none" w:sz="0" w:space="0" w:color="000000"/>
+                <w:top w:val="none" w:sz="0" w:space="0" w:color="000000"/>
+                <w:left w:val="none" w:sz="0" w:space="0" w:color="000000"/>
+                <w:right w:val="none" w:sz="0" w:space="0" w:color="000000"/>
+              </w:pBdr>
+              <w:spacing w:after="100" w:before="100" w:line="240"/>
+              <w:ind w:left="100" w:right="100" w:firstLine="0" w:firstLineChars="0"/>
+              <w:rPr>
+                <w:rFonts w:ascii="Helvetica" w:hAnsi="Helvetica" w:eastAsia="Helvetica" w:cs="Helvetica"/>
+                <w:i w:val="false"/>
+                <w:b w:val="false"/>
+                <w:u w:val="none"/>
+                <w:sz w:val="22"/>
+                <w:szCs w:val="22"/>
+                <w:color w:val="000000"/>
+              </w:rPr>
+            </w:pPr>
+            <w:r>
+              <w:rPr>
+                <w:rFonts w:ascii="Helvetica" w:hAnsi="Helvetica" w:eastAsia="Helvetica" w:cs="Helvetica"/>
+                <w:i w:val="false"/>
+                <w:b w:val="false"/>
+                <w:u w:val="none"/>
+                <w:sz w:val="22"/>
+                <w:szCs w:val="22"/>
+                <w:color w:val="000000"/>
+              </w:rPr>
+              <w:t xml:space="preserve">1,506,560,400,817,976,636,645,976,966,936,140,157,962,288,103,424</w:t>
             </w:r>
           </w:p>
         </w:tc>
@@ -13284,7 +13284,7 @@
                 <w:szCs w:val="22"/>
                 <w:color w:val="000000"/>
               </w:rPr>
-              <w:t xml:space="preserve">0.980</w:t>
+              <w:t xml:space="preserve">0.951</w:t>
             </w:r>
           </w:p>
         </w:tc>
@@ -13396,219 +13396,219 @@
                 <w:szCs w:val="22"/>
                 <w:color w:val="000000"/>
               </w:rPr>
-              <w:t xml:space="preserve">323</w:t>
-            </w:r>
-          </w:p>
-        </w:tc>
-        <w:tc>
-          <w:tcPr>
-            <w:tcBorders>
-              <w:bottom w:val="none" w:sz="0" w:space="0" w:color="000000"/>
-              <w:top w:val="none" w:sz="0" w:space="0" w:color="000000"/>
-              <w:left w:val="none" w:sz="0" w:space="0" w:color="000000"/>
-              <w:right w:val="none" w:sz="0" w:space="0" w:color="000000"/>
-            </w:tcBorders>
-            <w:shd w:val="clear" w:color="auto" w:fill="FFFFFF"/>
-            <w:tcMar>
-              <w:top w:w="0" w:type="dxa"/>
-              <w:bottom w:w="0" w:type="dxa"/>
-              <w:left w:w="0" w:type="dxa"/>
-              <w:right w:w="0" w:type="dxa"/>
-            </w:tcMar>
-            <w:vAlign w:val="top"/>
-          </w:tcPr>
-          <w:p>
-            <w:pPr>
-              <w:pStyle w:val="Normal"/>
-              <w:jc w:val="center"/>
-              <w:pBdr>
-                <w:bottom w:val="none" w:sz="0" w:space="0" w:color="000000"/>
-                <w:top w:val="none" w:sz="0" w:space="0" w:color="000000"/>
-                <w:left w:val="none" w:sz="0" w:space="0" w:color="000000"/>
-                <w:right w:val="none" w:sz="0" w:space="0" w:color="000000"/>
-              </w:pBdr>
-              <w:spacing w:after="100" w:before="100" w:line="240"/>
-              <w:ind w:left="100" w:right="100" w:firstLine="0" w:firstLineChars="0"/>
-              <w:rPr>
-                <w:rFonts w:ascii="Helvetica" w:hAnsi="Helvetica" w:eastAsia="Helvetica" w:cs="Helvetica"/>
-                <w:i w:val="false"/>
-                <w:b w:val="false"/>
-                <w:u w:val="none"/>
-                <w:sz w:val="22"/>
-                <w:szCs w:val="22"/>
-                <w:color w:val="000000"/>
-              </w:rPr>
-            </w:pPr>
-            <w:r>
-              <w:rPr>
-                <w:rFonts w:ascii="Helvetica" w:hAnsi="Helvetica" w:eastAsia="Helvetica" w:cs="Helvetica"/>
-                <w:i w:val="false"/>
-                <w:b w:val="false"/>
-                <w:u w:val="none"/>
-                <w:sz w:val="22"/>
-                <w:szCs w:val="22"/>
-                <w:color w:val="000000"/>
-              </w:rPr>
-              <w:t xml:space="preserve">8.52</w:t>
-            </w:r>
-          </w:p>
-        </w:tc>
-        <w:tc>
-          <w:tcPr>
-            <w:tcBorders>
-              <w:bottom w:val="none" w:sz="0" w:space="0" w:color="000000"/>
-              <w:top w:val="none" w:sz="0" w:space="0" w:color="000000"/>
-              <w:left w:val="none" w:sz="0" w:space="0" w:color="000000"/>
-              <w:right w:val="none" w:sz="0" w:space="0" w:color="000000"/>
-            </w:tcBorders>
-            <w:shd w:val="clear" w:color="auto" w:fill="FFFFFF"/>
-            <w:tcMar>
-              <w:top w:w="0" w:type="dxa"/>
-              <w:bottom w:w="0" w:type="dxa"/>
-              <w:left w:w="0" w:type="dxa"/>
-              <w:right w:w="0" w:type="dxa"/>
-            </w:tcMar>
-            <w:vAlign w:val="top"/>
-          </w:tcPr>
-          <w:p>
-            <w:pPr>
-              <w:pStyle w:val="Normal"/>
-              <w:jc w:val="center"/>
-              <w:pBdr>
-                <w:bottom w:val="none" w:sz="0" w:space="0" w:color="000000"/>
-                <w:top w:val="none" w:sz="0" w:space="0" w:color="000000"/>
-                <w:left w:val="none" w:sz="0" w:space="0" w:color="000000"/>
-                <w:right w:val="none" w:sz="0" w:space="0" w:color="000000"/>
-              </w:pBdr>
-              <w:spacing w:after="100" w:before="100" w:line="240"/>
-              <w:ind w:left="100" w:right="100" w:firstLine="0" w:firstLineChars="0"/>
-              <w:rPr>
-                <w:rFonts w:ascii="Helvetica" w:hAnsi="Helvetica" w:eastAsia="Helvetica" w:cs="Helvetica"/>
-                <w:i w:val="false"/>
-                <w:b w:val="false"/>
-                <w:u w:val="none"/>
-                <w:sz w:val="22"/>
-                <w:szCs w:val="22"/>
-                <w:color w:val="000000"/>
-              </w:rPr>
-            </w:pPr>
-            <w:r>
-              <w:rPr>
-                <w:rFonts w:ascii="Helvetica" w:hAnsi="Helvetica" w:eastAsia="Helvetica" w:cs="Helvetica"/>
-                <w:i w:val="false"/>
-                <w:b w:val="false"/>
-                <w:u w:val="none"/>
-                <w:sz w:val="22"/>
-                <w:szCs w:val="22"/>
-                <w:color w:val="000000"/>
-              </w:rPr>
-              <w:t xml:space="preserve">0.53, 136</w:t>
-            </w:r>
-          </w:p>
-        </w:tc>
-        <w:tc>
-          <w:tcPr>
-            <w:tcBorders>
-              <w:bottom w:val="none" w:sz="0" w:space="0" w:color="000000"/>
-              <w:top w:val="none" w:sz="0" w:space="0" w:color="000000"/>
-              <w:left w:val="none" w:sz="0" w:space="0" w:color="000000"/>
-              <w:right w:val="none" w:sz="0" w:space="0" w:color="000000"/>
-            </w:tcBorders>
-            <w:shd w:val="clear" w:color="auto" w:fill="FFFFFF"/>
-            <w:tcMar>
-              <w:top w:w="0" w:type="dxa"/>
-              <w:bottom w:w="0" w:type="dxa"/>
-              <w:left w:w="0" w:type="dxa"/>
-              <w:right w:w="0" w:type="dxa"/>
-            </w:tcMar>
-            <w:vAlign w:val="top"/>
-          </w:tcPr>
-          <w:p>
-            <w:pPr>
-              <w:pStyle w:val="Normal"/>
-              <w:jc w:val="center"/>
-              <w:pBdr>
-                <w:bottom w:val="none" w:sz="0" w:space="0" w:color="000000"/>
-                <w:top w:val="none" w:sz="0" w:space="0" w:color="000000"/>
-                <w:left w:val="none" w:sz="0" w:space="0" w:color="000000"/>
-                <w:right w:val="none" w:sz="0" w:space="0" w:color="000000"/>
-              </w:pBdr>
-              <w:spacing w:after="100" w:before="100" w:line="240"/>
-              <w:ind w:left="100" w:right="100" w:firstLine="0" w:firstLineChars="0"/>
-              <w:rPr>
-                <w:rFonts w:ascii="Helvetica" w:hAnsi="Helvetica" w:eastAsia="Helvetica" w:cs="Helvetica"/>
-                <w:i w:val="false"/>
-                <w:b w:val="false"/>
-                <w:u w:val="none"/>
-                <w:sz w:val="22"/>
-                <w:szCs w:val="22"/>
-                <w:color w:val="000000"/>
-              </w:rPr>
-            </w:pPr>
-            <w:r>
-              <w:rPr>
-                <w:rFonts w:ascii="Helvetica" w:hAnsi="Helvetica" w:eastAsia="Helvetica" w:cs="Helvetica"/>
-                <w:i w:val="false"/>
-                <w:b w:val="false"/>
-                <w:u w:val="none"/>
-                <w:sz w:val="22"/>
-                <w:szCs w:val="22"/>
-                <w:color w:val="000000"/>
-              </w:rPr>
-              <w:t xml:space="preserve">0.130</w:t>
-            </w:r>
-          </w:p>
-        </w:tc>
-        <w:tc>
-          <w:tcPr>
-            <w:tcBorders>
-              <w:bottom w:val="none" w:sz="0" w:space="0" w:color="000000"/>
-              <w:top w:val="none" w:sz="0" w:space="0" w:color="000000"/>
-              <w:left w:val="none" w:sz="0" w:space="0" w:color="000000"/>
-              <w:right w:val="none" w:sz="0" w:space="0" w:color="000000"/>
-            </w:tcBorders>
-            <w:shd w:val="clear" w:color="auto" w:fill="FFFFFF"/>
-            <w:tcMar>
-              <w:top w:w="0" w:type="dxa"/>
-              <w:bottom w:w="0" w:type="dxa"/>
-              <w:left w:w="0" w:type="dxa"/>
-              <w:right w:w="0" w:type="dxa"/>
-            </w:tcMar>
-            <w:vAlign w:val="top"/>
-          </w:tcPr>
-          <w:p>
-            <w:pPr>
-              <w:pStyle w:val="Normal"/>
-              <w:jc w:val="center"/>
-              <w:pBdr>
-                <w:bottom w:val="none" w:sz="0" w:space="0" w:color="000000"/>
-                <w:top w:val="none" w:sz="0" w:space="0" w:color="000000"/>
-                <w:left w:val="none" w:sz="0" w:space="0" w:color="000000"/>
-                <w:right w:val="none" w:sz="0" w:space="0" w:color="000000"/>
-              </w:pBdr>
-              <w:spacing w:after="100" w:before="100" w:line="240"/>
-              <w:ind w:left="100" w:right="100" w:firstLine="0" w:firstLineChars="0"/>
-              <w:rPr>
-                <w:rFonts w:ascii="Helvetica" w:hAnsi="Helvetica" w:eastAsia="Helvetica" w:cs="Helvetica"/>
-                <w:i w:val="false"/>
-                <w:b w:val="false"/>
-                <w:u w:val="none"/>
-                <w:sz w:val="22"/>
-                <w:szCs w:val="22"/>
-                <w:color w:val="000000"/>
-              </w:rPr>
-            </w:pPr>
-            <w:r>
-              <w:rPr>
-                <w:rFonts w:ascii="Helvetica" w:hAnsi="Helvetica" w:eastAsia="Helvetica" w:cs="Helvetica"/>
-                <w:i w:val="false"/>
-                <w:b w:val="false"/>
-                <w:u w:val="none"/>
-                <w:sz w:val="22"/>
-                <w:szCs w:val="22"/>
-                <w:color w:val="000000"/>
-              </w:rPr>
-              <w:t xml:space="preserve">323</w:t>
+              <w:t xml:space="preserve">322</w:t>
+            </w:r>
+          </w:p>
+        </w:tc>
+        <w:tc>
+          <w:tcPr>
+            <w:tcBorders>
+              <w:bottom w:val="none" w:sz="0" w:space="0" w:color="000000"/>
+              <w:top w:val="none" w:sz="0" w:space="0" w:color="000000"/>
+              <w:left w:val="none" w:sz="0" w:space="0" w:color="000000"/>
+              <w:right w:val="none" w:sz="0" w:space="0" w:color="000000"/>
+            </w:tcBorders>
+            <w:shd w:val="clear" w:color="auto" w:fill="FFFFFF"/>
+            <w:tcMar>
+              <w:top w:w="0" w:type="dxa"/>
+              <w:bottom w:w="0" w:type="dxa"/>
+              <w:left w:w="0" w:type="dxa"/>
+              <w:right w:w="0" w:type="dxa"/>
+            </w:tcMar>
+            <w:vAlign w:val="top"/>
+          </w:tcPr>
+          <w:p>
+            <w:pPr>
+              <w:pStyle w:val="Normal"/>
+              <w:jc w:val="center"/>
+              <w:pBdr>
+                <w:bottom w:val="none" w:sz="0" w:space="0" w:color="000000"/>
+                <w:top w:val="none" w:sz="0" w:space="0" w:color="000000"/>
+                <w:left w:val="none" w:sz="0" w:space="0" w:color="000000"/>
+                <w:right w:val="none" w:sz="0" w:space="0" w:color="000000"/>
+              </w:pBdr>
+              <w:spacing w:after="100" w:before="100" w:line="240"/>
+              <w:ind w:left="100" w:right="100" w:firstLine="0" w:firstLineChars="0"/>
+              <w:rPr>
+                <w:rFonts w:ascii="Helvetica" w:hAnsi="Helvetica" w:eastAsia="Helvetica" w:cs="Helvetica"/>
+                <w:i w:val="false"/>
+                <w:b w:val="false"/>
+                <w:u w:val="none"/>
+                <w:sz w:val="22"/>
+                <w:szCs w:val="22"/>
+                <w:color w:val="000000"/>
+              </w:rPr>
+            </w:pPr>
+            <w:r>
+              <w:rPr>
+                <w:rFonts w:ascii="Helvetica" w:hAnsi="Helvetica" w:eastAsia="Helvetica" w:cs="Helvetica"/>
+                <w:i w:val="false"/>
+                <w:b w:val="false"/>
+                <w:u w:val="none"/>
+                <w:sz w:val="22"/>
+                <w:szCs w:val="22"/>
+                <w:color w:val="000000"/>
+              </w:rPr>
+              <w:t xml:space="preserve">8.54</w:t>
+            </w:r>
+          </w:p>
+        </w:tc>
+        <w:tc>
+          <w:tcPr>
+            <w:tcBorders>
+              <w:bottom w:val="none" w:sz="0" w:space="0" w:color="000000"/>
+              <w:top w:val="none" w:sz="0" w:space="0" w:color="000000"/>
+              <w:left w:val="none" w:sz="0" w:space="0" w:color="000000"/>
+              <w:right w:val="none" w:sz="0" w:space="0" w:color="000000"/>
+            </w:tcBorders>
+            <w:shd w:val="clear" w:color="auto" w:fill="FFFFFF"/>
+            <w:tcMar>
+              <w:top w:w="0" w:type="dxa"/>
+              <w:bottom w:w="0" w:type="dxa"/>
+              <w:left w:w="0" w:type="dxa"/>
+              <w:right w:w="0" w:type="dxa"/>
+            </w:tcMar>
+            <w:vAlign w:val="top"/>
+          </w:tcPr>
+          <w:p>
+            <w:pPr>
+              <w:pStyle w:val="Normal"/>
+              <w:jc w:val="center"/>
+              <w:pBdr>
+                <w:bottom w:val="none" w:sz="0" w:space="0" w:color="000000"/>
+                <w:top w:val="none" w:sz="0" w:space="0" w:color="000000"/>
+                <w:left w:val="none" w:sz="0" w:space="0" w:color="000000"/>
+                <w:right w:val="none" w:sz="0" w:space="0" w:color="000000"/>
+              </w:pBdr>
+              <w:spacing w:after="100" w:before="100" w:line="240"/>
+              <w:ind w:left="100" w:right="100" w:firstLine="0" w:firstLineChars="0"/>
+              <w:rPr>
+                <w:rFonts w:ascii="Helvetica" w:hAnsi="Helvetica" w:eastAsia="Helvetica" w:cs="Helvetica"/>
+                <w:i w:val="false"/>
+                <w:b w:val="false"/>
+                <w:u w:val="none"/>
+                <w:sz w:val="22"/>
+                <w:szCs w:val="22"/>
+                <w:color w:val="000000"/>
+              </w:rPr>
+            </w:pPr>
+            <w:r>
+              <w:rPr>
+                <w:rFonts w:ascii="Helvetica" w:hAnsi="Helvetica" w:eastAsia="Helvetica" w:cs="Helvetica"/>
+                <w:i w:val="false"/>
+                <w:b w:val="false"/>
+                <w:u w:val="none"/>
+                <w:sz w:val="22"/>
+                <w:szCs w:val="22"/>
+                <w:color w:val="000000"/>
+              </w:rPr>
+              <w:t xml:space="preserve">0.53, 137</w:t>
+            </w:r>
+          </w:p>
+        </w:tc>
+        <w:tc>
+          <w:tcPr>
+            <w:tcBorders>
+              <w:bottom w:val="none" w:sz="0" w:space="0" w:color="000000"/>
+              <w:top w:val="none" w:sz="0" w:space="0" w:color="000000"/>
+              <w:left w:val="none" w:sz="0" w:space="0" w:color="000000"/>
+              <w:right w:val="none" w:sz="0" w:space="0" w:color="000000"/>
+            </w:tcBorders>
+            <w:shd w:val="clear" w:color="auto" w:fill="FFFFFF"/>
+            <w:tcMar>
+              <w:top w:w="0" w:type="dxa"/>
+              <w:bottom w:w="0" w:type="dxa"/>
+              <w:left w:w="0" w:type="dxa"/>
+              <w:right w:w="0" w:type="dxa"/>
+            </w:tcMar>
+            <w:vAlign w:val="top"/>
+          </w:tcPr>
+          <w:p>
+            <w:pPr>
+              <w:pStyle w:val="Normal"/>
+              <w:jc w:val="center"/>
+              <w:pBdr>
+                <w:bottom w:val="none" w:sz="0" w:space="0" w:color="000000"/>
+                <w:top w:val="none" w:sz="0" w:space="0" w:color="000000"/>
+                <w:left w:val="none" w:sz="0" w:space="0" w:color="000000"/>
+                <w:right w:val="none" w:sz="0" w:space="0" w:color="000000"/>
+              </w:pBdr>
+              <w:spacing w:after="100" w:before="100" w:line="240"/>
+              <w:ind w:left="100" w:right="100" w:firstLine="0" w:firstLineChars="0"/>
+              <w:rPr>
+                <w:rFonts w:ascii="Helvetica" w:hAnsi="Helvetica" w:eastAsia="Helvetica" w:cs="Helvetica"/>
+                <w:i w:val="false"/>
+                <w:b w:val="false"/>
+                <w:u w:val="none"/>
+                <w:sz w:val="22"/>
+                <w:szCs w:val="22"/>
+                <w:color w:val="000000"/>
+              </w:rPr>
+            </w:pPr>
+            <w:r>
+              <w:rPr>
+                <w:rFonts w:ascii="Helvetica" w:hAnsi="Helvetica" w:eastAsia="Helvetica" w:cs="Helvetica"/>
+                <w:i w:val="false"/>
+                <w:b w:val="false"/>
+                <w:u w:val="none"/>
+                <w:sz w:val="22"/>
+                <w:szCs w:val="22"/>
+                <w:color w:val="000000"/>
+              </w:rPr>
+              <w:t xml:space="preserve">0.129</w:t>
+            </w:r>
+          </w:p>
+        </w:tc>
+        <w:tc>
+          <w:tcPr>
+            <w:tcBorders>
+              <w:bottom w:val="none" w:sz="0" w:space="0" w:color="000000"/>
+              <w:top w:val="none" w:sz="0" w:space="0" w:color="000000"/>
+              <w:left w:val="none" w:sz="0" w:space="0" w:color="000000"/>
+              <w:right w:val="none" w:sz="0" w:space="0" w:color="000000"/>
+            </w:tcBorders>
+            <w:shd w:val="clear" w:color="auto" w:fill="FFFFFF"/>
+            <w:tcMar>
+              <w:top w:w="0" w:type="dxa"/>
+              <w:bottom w:w="0" w:type="dxa"/>
+              <w:left w:w="0" w:type="dxa"/>
+              <w:right w:w="0" w:type="dxa"/>
+            </w:tcMar>
+            <w:vAlign w:val="top"/>
+          </w:tcPr>
+          <w:p>
+            <w:pPr>
+              <w:pStyle w:val="Normal"/>
+              <w:jc w:val="center"/>
+              <w:pBdr>
+                <w:bottom w:val="none" w:sz="0" w:space="0" w:color="000000"/>
+                <w:top w:val="none" w:sz="0" w:space="0" w:color="000000"/>
+                <w:left w:val="none" w:sz="0" w:space="0" w:color="000000"/>
+                <w:right w:val="none" w:sz="0" w:space="0" w:color="000000"/>
+              </w:pBdr>
+              <w:spacing w:after="100" w:before="100" w:line="240"/>
+              <w:ind w:left="100" w:right="100" w:firstLine="0" w:firstLineChars="0"/>
+              <w:rPr>
+                <w:rFonts w:ascii="Helvetica" w:hAnsi="Helvetica" w:eastAsia="Helvetica" w:cs="Helvetica"/>
+                <w:i w:val="false"/>
+                <w:b w:val="false"/>
+                <w:u w:val="none"/>
+                <w:sz w:val="22"/>
+                <w:szCs w:val="22"/>
+                <w:color w:val="000000"/>
+              </w:rPr>
+            </w:pPr>
+            <w:r>
+              <w:rPr>
+                <w:rFonts w:ascii="Helvetica" w:hAnsi="Helvetica" w:eastAsia="Helvetica" w:cs="Helvetica"/>
+                <w:i w:val="false"/>
+                <w:b w:val="false"/>
+                <w:u w:val="none"/>
+                <w:sz w:val="22"/>
+                <w:szCs w:val="22"/>
+                <w:color w:val="000000"/>
+              </w:rPr>
+              <w:t xml:space="preserve">322</w:t>
             </w:r>
           </w:p>
         </w:tc>
@@ -13767,7 +13767,7 @@
                 <w:szCs w:val="22"/>
                 <w:color w:val="000000"/>
               </w:rPr>
-              <w:t xml:space="preserve">0.995</w:t>
+              <w:t xml:space="preserve">0.986</w:t>
             </w:r>
           </w:p>
         </w:tc>
@@ -13879,7 +13879,7 @@
                 <w:szCs w:val="22"/>
                 <w:color w:val="000000"/>
               </w:rPr>
-              <w:t xml:space="preserve">323</w:t>
+              <w:t xml:space="preserve">322</w:t>
             </w:r>
           </w:p>
         </w:tc>
@@ -14038,219 +14038,219 @@
                 <w:szCs w:val="22"/>
                 <w:color w:val="000000"/>
               </w:rPr>
-              <w:t xml:space="preserve">0.589</w:t>
-            </w:r>
-          </w:p>
-        </w:tc>
-        <w:tc>
-          <w:tcPr>
-            <w:tcBorders>
-              <w:bottom w:val="none" w:sz="0" w:space="0" w:color="000000"/>
-              <w:top w:val="none" w:sz="0" w:space="0" w:color="000000"/>
-              <w:left w:val="none" w:sz="0" w:space="0" w:color="000000"/>
-              <w:right w:val="none" w:sz="0" w:space="0" w:color="000000"/>
-            </w:tcBorders>
-            <w:shd w:val="clear" w:color="auto" w:fill="FFFFFF"/>
-            <w:tcMar>
-              <w:top w:w="0" w:type="dxa"/>
-              <w:bottom w:w="0" w:type="dxa"/>
-              <w:left w:w="0" w:type="dxa"/>
-              <w:right w:w="0" w:type="dxa"/>
-            </w:tcMar>
-            <w:vAlign w:val="top"/>
-          </w:tcPr>
-          <w:p>
-            <w:pPr>
-              <w:pStyle w:val="Normal"/>
-              <w:jc w:val="center"/>
-              <w:pBdr>
-                <w:bottom w:val="none" w:sz="0" w:space="0" w:color="000000"/>
-                <w:top w:val="none" w:sz="0" w:space="0" w:color="000000"/>
-                <w:left w:val="none" w:sz="0" w:space="0" w:color="000000"/>
-                <w:right w:val="none" w:sz="0" w:space="0" w:color="000000"/>
-              </w:pBdr>
-              <w:spacing w:after="100" w:before="100" w:line="240"/>
-              <w:ind w:left="100" w:right="100" w:firstLine="0" w:firstLineChars="0"/>
-              <w:rPr>
-                <w:rFonts w:ascii="Helvetica" w:hAnsi="Helvetica" w:eastAsia="Helvetica" w:cs="Helvetica"/>
-                <w:i w:val="false"/>
-                <w:b w:val="false"/>
-                <w:u w:val="none"/>
-                <w:sz w:val="22"/>
-                <w:szCs w:val="22"/>
-                <w:color w:val="000000"/>
-              </w:rPr>
-            </w:pPr>
-            <w:r>
-              <w:rPr>
-                <w:rFonts w:ascii="Helvetica" w:hAnsi="Helvetica" w:eastAsia="Helvetica" w:cs="Helvetica"/>
-                <w:i w:val="false"/>
-                <w:b w:val="false"/>
-                <w:u w:val="none"/>
-                <w:sz w:val="22"/>
-                <w:szCs w:val="22"/>
-                <w:color w:val="000000"/>
-              </w:rPr>
-              <w:t xml:space="preserve">323</w:t>
-            </w:r>
-          </w:p>
-        </w:tc>
-        <w:tc>
-          <w:tcPr>
-            <w:tcBorders>
-              <w:bottom w:val="none" w:sz="0" w:space="0" w:color="000000"/>
-              <w:top w:val="none" w:sz="0" w:space="0" w:color="000000"/>
-              <w:left w:val="none" w:sz="0" w:space="0" w:color="000000"/>
-              <w:right w:val="none" w:sz="0" w:space="0" w:color="000000"/>
-            </w:tcBorders>
-            <w:shd w:val="clear" w:color="auto" w:fill="FFFFFF"/>
-            <w:tcMar>
-              <w:top w:w="0" w:type="dxa"/>
-              <w:bottom w:w="0" w:type="dxa"/>
-              <w:left w:w="0" w:type="dxa"/>
-              <w:right w:w="0" w:type="dxa"/>
-            </w:tcMar>
-            <w:vAlign w:val="top"/>
-          </w:tcPr>
-          <w:p>
-            <w:pPr>
-              <w:pStyle w:val="Normal"/>
-              <w:jc w:val="center"/>
-              <w:pBdr>
-                <w:bottom w:val="none" w:sz="0" w:space="0" w:color="000000"/>
-                <w:top w:val="none" w:sz="0" w:space="0" w:color="000000"/>
-                <w:left w:val="none" w:sz="0" w:space="0" w:color="000000"/>
-                <w:right w:val="none" w:sz="0" w:space="0" w:color="000000"/>
-              </w:pBdr>
-              <w:spacing w:after="100" w:before="100" w:line="240"/>
-              <w:ind w:left="100" w:right="100" w:firstLine="0" w:firstLineChars="0"/>
-              <w:rPr>
-                <w:rFonts w:ascii="Helvetica" w:hAnsi="Helvetica" w:eastAsia="Helvetica" w:cs="Helvetica"/>
-                <w:i w:val="false"/>
-                <w:b w:val="false"/>
-                <w:u w:val="none"/>
-                <w:sz w:val="22"/>
-                <w:szCs w:val="22"/>
-                <w:color w:val="000000"/>
-              </w:rPr>
-            </w:pPr>
-            <w:r>
-              <w:rPr>
-                <w:rFonts w:ascii="Helvetica" w:hAnsi="Helvetica" w:eastAsia="Helvetica" w:cs="Helvetica"/>
-                <w:i w:val="false"/>
-                <w:b w:val="false"/>
-                <w:u w:val="none"/>
-                <w:sz w:val="22"/>
-                <w:szCs w:val="22"/>
-                <w:color w:val="000000"/>
-              </w:rPr>
-              <w:t xml:space="preserve">0.10</w:t>
-            </w:r>
-          </w:p>
-        </w:tc>
-        <w:tc>
-          <w:tcPr>
-            <w:tcBorders>
-              <w:bottom w:val="none" w:sz="0" w:space="0" w:color="000000"/>
-              <w:top w:val="none" w:sz="0" w:space="0" w:color="000000"/>
-              <w:left w:val="none" w:sz="0" w:space="0" w:color="000000"/>
-              <w:right w:val="none" w:sz="0" w:space="0" w:color="000000"/>
-            </w:tcBorders>
-            <w:shd w:val="clear" w:color="auto" w:fill="FFFFFF"/>
-            <w:tcMar>
-              <w:top w:w="0" w:type="dxa"/>
-              <w:bottom w:w="0" w:type="dxa"/>
-              <w:left w:w="0" w:type="dxa"/>
-              <w:right w:w="0" w:type="dxa"/>
-            </w:tcMar>
-            <w:vAlign w:val="top"/>
-          </w:tcPr>
-          <w:p>
-            <w:pPr>
-              <w:pStyle w:val="Normal"/>
-              <w:jc w:val="center"/>
-              <w:pBdr>
-                <w:bottom w:val="none" w:sz="0" w:space="0" w:color="000000"/>
-                <w:top w:val="none" w:sz="0" w:space="0" w:color="000000"/>
-                <w:left w:val="none" w:sz="0" w:space="0" w:color="000000"/>
-                <w:right w:val="none" w:sz="0" w:space="0" w:color="000000"/>
-              </w:pBdr>
-              <w:spacing w:after="100" w:before="100" w:line="240"/>
-              <w:ind w:left="100" w:right="100" w:firstLine="0" w:firstLineChars="0"/>
-              <w:rPr>
-                <w:rFonts w:ascii="Helvetica" w:hAnsi="Helvetica" w:eastAsia="Helvetica" w:cs="Helvetica"/>
-                <w:i w:val="false"/>
-                <w:b w:val="false"/>
-                <w:u w:val="none"/>
-                <w:sz w:val="22"/>
-                <w:szCs w:val="22"/>
-                <w:color w:val="000000"/>
-              </w:rPr>
-            </w:pPr>
-            <w:r>
-              <w:rPr>
-                <w:rFonts w:ascii="Helvetica" w:hAnsi="Helvetica" w:eastAsia="Helvetica" w:cs="Helvetica"/>
-                <w:i w:val="false"/>
-                <w:b w:val="false"/>
-                <w:u w:val="none"/>
-                <w:sz w:val="22"/>
-                <w:szCs w:val="22"/>
-                <w:color w:val="000000"/>
-              </w:rPr>
-              <w:t xml:space="preserve">0.00, 3,994,406,274,315,201,806,067,952,509,720,061,000,785,651,815,372,907,268,693,813,780,999,092,984,715,242,269,956,645,139,287,330,597,442,319,692,181,775,646,925,671,115,472,803,814,483,837,904,370,713,557,032,720,074,346,155,625,594,010,195,797,856,887,008,425,935,631,793,079,491,162,638,647,296</w:t>
-            </w:r>
-          </w:p>
-        </w:tc>
-        <w:tc>
-          <w:tcPr>
-            <w:tcBorders>
-              <w:bottom w:val="none" w:sz="0" w:space="0" w:color="000000"/>
-              <w:top w:val="none" w:sz="0" w:space="0" w:color="000000"/>
-              <w:left w:val="none" w:sz="0" w:space="0" w:color="000000"/>
-              <w:right w:val="none" w:sz="0" w:space="0" w:color="000000"/>
-            </w:tcBorders>
-            <w:shd w:val="clear" w:color="auto" w:fill="FFFFFF"/>
-            <w:tcMar>
-              <w:top w:w="0" w:type="dxa"/>
-              <w:bottom w:w="0" w:type="dxa"/>
-              <w:left w:w="0" w:type="dxa"/>
-              <w:right w:w="0" w:type="dxa"/>
-            </w:tcMar>
-            <w:vAlign w:val="top"/>
-          </w:tcPr>
-          <w:p>
-            <w:pPr>
-              <w:pStyle w:val="Normal"/>
-              <w:jc w:val="center"/>
-              <w:pBdr>
-                <w:bottom w:val="none" w:sz="0" w:space="0" w:color="000000"/>
-                <w:top w:val="none" w:sz="0" w:space="0" w:color="000000"/>
-                <w:left w:val="none" w:sz="0" w:space="0" w:color="000000"/>
-                <w:right w:val="none" w:sz="0" w:space="0" w:color="000000"/>
-              </w:pBdr>
-              <w:spacing w:after="100" w:before="100" w:line="240"/>
-              <w:ind w:left="100" w:right="100" w:firstLine="0" w:firstLineChars="0"/>
-              <w:rPr>
-                <w:rFonts w:ascii="Helvetica" w:hAnsi="Helvetica" w:eastAsia="Helvetica" w:cs="Helvetica"/>
-                <w:i w:val="false"/>
-                <w:b w:val="false"/>
-                <w:u w:val="none"/>
-                <w:sz w:val="22"/>
-                <w:szCs w:val="22"/>
-                <w:color w:val="000000"/>
-              </w:rPr>
-            </w:pPr>
-            <w:r>
-              <w:rPr>
-                <w:rFonts w:ascii="Helvetica" w:hAnsi="Helvetica" w:eastAsia="Helvetica" w:cs="Helvetica"/>
-                <w:i w:val="false"/>
-                <w:b w:val="false"/>
-                <w:u w:val="none"/>
-                <w:sz w:val="22"/>
-                <w:szCs w:val="22"/>
-                <w:color w:val="000000"/>
-              </w:rPr>
-              <w:t xml:space="preserve">0.993</w:t>
+              <w:t xml:space="preserve">0.596</w:t>
+            </w:r>
+          </w:p>
+        </w:tc>
+        <w:tc>
+          <w:tcPr>
+            <w:tcBorders>
+              <w:bottom w:val="none" w:sz="0" w:space="0" w:color="000000"/>
+              <w:top w:val="none" w:sz="0" w:space="0" w:color="000000"/>
+              <w:left w:val="none" w:sz="0" w:space="0" w:color="000000"/>
+              <w:right w:val="none" w:sz="0" w:space="0" w:color="000000"/>
+            </w:tcBorders>
+            <w:shd w:val="clear" w:color="auto" w:fill="FFFFFF"/>
+            <w:tcMar>
+              <w:top w:w="0" w:type="dxa"/>
+              <w:bottom w:w="0" w:type="dxa"/>
+              <w:left w:w="0" w:type="dxa"/>
+              <w:right w:w="0" w:type="dxa"/>
+            </w:tcMar>
+            <w:vAlign w:val="top"/>
+          </w:tcPr>
+          <w:p>
+            <w:pPr>
+              <w:pStyle w:val="Normal"/>
+              <w:jc w:val="center"/>
+              <w:pBdr>
+                <w:bottom w:val="none" w:sz="0" w:space="0" w:color="000000"/>
+                <w:top w:val="none" w:sz="0" w:space="0" w:color="000000"/>
+                <w:left w:val="none" w:sz="0" w:space="0" w:color="000000"/>
+                <w:right w:val="none" w:sz="0" w:space="0" w:color="000000"/>
+              </w:pBdr>
+              <w:spacing w:after="100" w:before="100" w:line="240"/>
+              <w:ind w:left="100" w:right="100" w:firstLine="0" w:firstLineChars="0"/>
+              <w:rPr>
+                <w:rFonts w:ascii="Helvetica" w:hAnsi="Helvetica" w:eastAsia="Helvetica" w:cs="Helvetica"/>
+                <w:i w:val="false"/>
+                <w:b w:val="false"/>
+                <w:u w:val="none"/>
+                <w:sz w:val="22"/>
+                <w:szCs w:val="22"/>
+                <w:color w:val="000000"/>
+              </w:rPr>
+            </w:pPr>
+            <w:r>
+              <w:rPr>
+                <w:rFonts w:ascii="Helvetica" w:hAnsi="Helvetica" w:eastAsia="Helvetica" w:cs="Helvetica"/>
+                <w:i w:val="false"/>
+                <w:b w:val="false"/>
+                <w:u w:val="none"/>
+                <w:sz w:val="22"/>
+                <w:szCs w:val="22"/>
+                <w:color w:val="000000"/>
+              </w:rPr>
+              <w:t xml:space="preserve">322</w:t>
+            </w:r>
+          </w:p>
+        </w:tc>
+        <w:tc>
+          <w:tcPr>
+            <w:tcBorders>
+              <w:bottom w:val="none" w:sz="0" w:space="0" w:color="000000"/>
+              <w:top w:val="none" w:sz="0" w:space="0" w:color="000000"/>
+              <w:left w:val="none" w:sz="0" w:space="0" w:color="000000"/>
+              <w:right w:val="none" w:sz="0" w:space="0" w:color="000000"/>
+            </w:tcBorders>
+            <w:shd w:val="clear" w:color="auto" w:fill="FFFFFF"/>
+            <w:tcMar>
+              <w:top w:w="0" w:type="dxa"/>
+              <w:bottom w:w="0" w:type="dxa"/>
+              <w:left w:w="0" w:type="dxa"/>
+              <w:right w:w="0" w:type="dxa"/>
+            </w:tcMar>
+            <w:vAlign w:val="top"/>
+          </w:tcPr>
+          <w:p>
+            <w:pPr>
+              <w:pStyle w:val="Normal"/>
+              <w:jc w:val="center"/>
+              <w:pBdr>
+                <w:bottom w:val="none" w:sz="0" w:space="0" w:color="000000"/>
+                <w:top w:val="none" w:sz="0" w:space="0" w:color="000000"/>
+                <w:left w:val="none" w:sz="0" w:space="0" w:color="000000"/>
+                <w:right w:val="none" w:sz="0" w:space="0" w:color="000000"/>
+              </w:pBdr>
+              <w:spacing w:after="100" w:before="100" w:line="240"/>
+              <w:ind w:left="100" w:right="100" w:firstLine="0" w:firstLineChars="0"/>
+              <w:rPr>
+                <w:rFonts w:ascii="Helvetica" w:hAnsi="Helvetica" w:eastAsia="Helvetica" w:cs="Helvetica"/>
+                <w:i w:val="false"/>
+                <w:b w:val="false"/>
+                <w:u w:val="none"/>
+                <w:sz w:val="22"/>
+                <w:szCs w:val="22"/>
+                <w:color w:val="000000"/>
+              </w:rPr>
+            </w:pPr>
+            <w:r>
+              <w:rPr>
+                <w:rFonts w:ascii="Helvetica" w:hAnsi="Helvetica" w:eastAsia="Helvetica" w:cs="Helvetica"/>
+                <w:i w:val="false"/>
+                <w:b w:val="false"/>
+                <w:u w:val="none"/>
+                <w:sz w:val="22"/>
+                <w:szCs w:val="22"/>
+                <w:color w:val="000000"/>
+              </w:rPr>
+              <w:t xml:space="preserve">0.11</w:t>
+            </w:r>
+          </w:p>
+        </w:tc>
+        <w:tc>
+          <w:tcPr>
+            <w:tcBorders>
+              <w:bottom w:val="none" w:sz="0" w:space="0" w:color="000000"/>
+              <w:top w:val="none" w:sz="0" w:space="0" w:color="000000"/>
+              <w:left w:val="none" w:sz="0" w:space="0" w:color="000000"/>
+              <w:right w:val="none" w:sz="0" w:space="0" w:color="000000"/>
+            </w:tcBorders>
+            <w:shd w:val="clear" w:color="auto" w:fill="FFFFFF"/>
+            <w:tcMar>
+              <w:top w:w="0" w:type="dxa"/>
+              <w:bottom w:w="0" w:type="dxa"/>
+              <w:left w:w="0" w:type="dxa"/>
+              <w:right w:w="0" w:type="dxa"/>
+            </w:tcMar>
+            <w:vAlign w:val="top"/>
+          </w:tcPr>
+          <w:p>
+            <w:pPr>
+              <w:pStyle w:val="Normal"/>
+              <w:jc w:val="center"/>
+              <w:pBdr>
+                <w:bottom w:val="none" w:sz="0" w:space="0" w:color="000000"/>
+                <w:top w:val="none" w:sz="0" w:space="0" w:color="000000"/>
+                <w:left w:val="none" w:sz="0" w:space="0" w:color="000000"/>
+                <w:right w:val="none" w:sz="0" w:space="0" w:color="000000"/>
+              </w:pBdr>
+              <w:spacing w:after="100" w:before="100" w:line="240"/>
+              <w:ind w:left="100" w:right="100" w:firstLine="0" w:firstLineChars="0"/>
+              <w:rPr>
+                <w:rFonts w:ascii="Helvetica" w:hAnsi="Helvetica" w:eastAsia="Helvetica" w:cs="Helvetica"/>
+                <w:i w:val="false"/>
+                <w:b w:val="false"/>
+                <w:u w:val="none"/>
+                <w:sz w:val="22"/>
+                <w:szCs w:val="22"/>
+                <w:color w:val="000000"/>
+              </w:rPr>
+            </w:pPr>
+            <w:r>
+              <w:rPr>
+                <w:rFonts w:ascii="Helvetica" w:hAnsi="Helvetica" w:eastAsia="Helvetica" w:cs="Helvetica"/>
+                <w:i w:val="false"/>
+                <w:b w:val="false"/>
+                <w:u w:val="none"/>
+                <w:sz w:val="22"/>
+                <w:szCs w:val="22"/>
+                <w:color w:val="000000"/>
+              </w:rPr>
+              <w:t xml:space="preserve">0.00, 14,483,582,671,977,901,254,277,575,386,195,486,538,757,065,669,499,727,713,187,903,888,817,320,610,475,838,290,151,963,391,502,760,116,311,588,933,803,307,515,157,542,761,480,821,548,133,623,586,676,712,510,235,540,397,891,912,772,534,305,640,222,571,181,094,679,042,922,321,762,746,918,363,498,453,807,127,429,301,511,724,592,336,478,290,185,776,267,264</w:t>
+            </w:r>
+          </w:p>
+        </w:tc>
+        <w:tc>
+          <w:tcPr>
+            <w:tcBorders>
+              <w:bottom w:val="none" w:sz="0" w:space="0" w:color="000000"/>
+              <w:top w:val="none" w:sz="0" w:space="0" w:color="000000"/>
+              <w:left w:val="none" w:sz="0" w:space="0" w:color="000000"/>
+              <w:right w:val="none" w:sz="0" w:space="0" w:color="000000"/>
+            </w:tcBorders>
+            <w:shd w:val="clear" w:color="auto" w:fill="FFFFFF"/>
+            <w:tcMar>
+              <w:top w:w="0" w:type="dxa"/>
+              <w:bottom w:w="0" w:type="dxa"/>
+              <w:left w:w="0" w:type="dxa"/>
+              <w:right w:w="0" w:type="dxa"/>
+            </w:tcMar>
+            <w:vAlign w:val="top"/>
+          </w:tcPr>
+          <w:p>
+            <w:pPr>
+              <w:pStyle w:val="Normal"/>
+              <w:jc w:val="center"/>
+              <w:pBdr>
+                <w:bottom w:val="none" w:sz="0" w:space="0" w:color="000000"/>
+                <w:top w:val="none" w:sz="0" w:space="0" w:color="000000"/>
+                <w:left w:val="none" w:sz="0" w:space="0" w:color="000000"/>
+                <w:right w:val="none" w:sz="0" w:space="0" w:color="000000"/>
+              </w:pBdr>
+              <w:spacing w:after="100" w:before="100" w:line="240"/>
+              <w:ind w:left="100" w:right="100" w:firstLine="0" w:firstLineChars="0"/>
+              <w:rPr>
+                <w:rFonts w:ascii="Helvetica" w:hAnsi="Helvetica" w:eastAsia="Helvetica" w:cs="Helvetica"/>
+                <w:i w:val="false"/>
+                <w:b w:val="false"/>
+                <w:u w:val="none"/>
+                <w:sz w:val="22"/>
+                <w:szCs w:val="22"/>
+                <w:color w:val="000000"/>
+              </w:rPr>
+            </w:pPr>
+            <w:r>
+              <w:rPr>
+                <w:rFonts w:ascii="Helvetica" w:hAnsi="Helvetica" w:eastAsia="Helvetica" w:cs="Helvetica"/>
+                <w:i w:val="false"/>
+                <w:b w:val="false"/>
+                <w:u w:val="none"/>
+                <w:sz w:val="22"/>
+                <w:szCs w:val="22"/>
+                <w:color w:val="000000"/>
+              </w:rPr>
+              <w:t xml:space="preserve">0.994</w:t>
             </w:r>
           </w:p>
         </w:tc>
@@ -14362,7 +14362,7 @@
                 <w:szCs w:val="22"/>
                 <w:color w:val="000000"/>
               </w:rPr>
-              <w:t xml:space="preserve">323</w:t>
+              <w:t xml:space="preserve">322</w:t>
             </w:r>
           </w:p>
         </w:tc>
@@ -14521,60 +14521,60 @@
                 <w:szCs w:val="22"/>
                 <w:color w:val="000000"/>
               </w:rPr>
-              <w:t xml:space="preserve">0.714</w:t>
-            </w:r>
-          </w:p>
-        </w:tc>
-        <w:tc>
-          <w:tcPr>
-            <w:tcBorders>
-              <w:bottom w:val="none" w:sz="0" w:space="0" w:color="000000"/>
-              <w:top w:val="none" w:sz="0" w:space="0" w:color="000000"/>
-              <w:left w:val="none" w:sz="0" w:space="0" w:color="000000"/>
-              <w:right w:val="none" w:sz="0" w:space="0" w:color="000000"/>
-            </w:tcBorders>
-            <w:shd w:val="clear" w:color="auto" w:fill="FFFFFF"/>
-            <w:tcMar>
-              <w:top w:w="0" w:type="dxa"/>
-              <w:bottom w:w="0" w:type="dxa"/>
-              <w:left w:w="0" w:type="dxa"/>
-              <w:right w:w="0" w:type="dxa"/>
-            </w:tcMar>
-            <w:vAlign w:val="top"/>
-          </w:tcPr>
-          <w:p>
-            <w:pPr>
-              <w:pStyle w:val="Normal"/>
-              <w:jc w:val="center"/>
-              <w:pBdr>
-                <w:bottom w:val="none" w:sz="0" w:space="0" w:color="000000"/>
-                <w:top w:val="none" w:sz="0" w:space="0" w:color="000000"/>
-                <w:left w:val="none" w:sz="0" w:space="0" w:color="000000"/>
-                <w:right w:val="none" w:sz="0" w:space="0" w:color="000000"/>
-              </w:pBdr>
-              <w:spacing w:after="100" w:before="100" w:line="240"/>
-              <w:ind w:left="100" w:right="100" w:firstLine="0" w:firstLineChars="0"/>
-              <w:rPr>
-                <w:rFonts w:ascii="Helvetica" w:hAnsi="Helvetica" w:eastAsia="Helvetica" w:cs="Helvetica"/>
-                <w:i w:val="false"/>
-                <w:b w:val="false"/>
-                <w:u w:val="none"/>
-                <w:sz w:val="22"/>
-                <w:szCs w:val="22"/>
-                <w:color w:val="000000"/>
-              </w:rPr>
-            </w:pPr>
-            <w:r>
-              <w:rPr>
-                <w:rFonts w:ascii="Helvetica" w:hAnsi="Helvetica" w:eastAsia="Helvetica" w:cs="Helvetica"/>
-                <w:i w:val="false"/>
-                <w:b w:val="false"/>
-                <w:u w:val="none"/>
-                <w:sz w:val="22"/>
-                <w:szCs w:val="22"/>
-                <w:color w:val="000000"/>
-              </w:rPr>
-              <w:t xml:space="preserve">323</w:t>
+              <w:t xml:space="preserve">0.712</w:t>
+            </w:r>
+          </w:p>
+        </w:tc>
+        <w:tc>
+          <w:tcPr>
+            <w:tcBorders>
+              <w:bottom w:val="none" w:sz="0" w:space="0" w:color="000000"/>
+              <w:top w:val="none" w:sz="0" w:space="0" w:color="000000"/>
+              <w:left w:val="none" w:sz="0" w:space="0" w:color="000000"/>
+              <w:right w:val="none" w:sz="0" w:space="0" w:color="000000"/>
+            </w:tcBorders>
+            <w:shd w:val="clear" w:color="auto" w:fill="FFFFFF"/>
+            <w:tcMar>
+              <w:top w:w="0" w:type="dxa"/>
+              <w:bottom w:w="0" w:type="dxa"/>
+              <w:left w:w="0" w:type="dxa"/>
+              <w:right w:w="0" w:type="dxa"/>
+            </w:tcMar>
+            <w:vAlign w:val="top"/>
+          </w:tcPr>
+          <w:p>
+            <w:pPr>
+              <w:pStyle w:val="Normal"/>
+              <w:jc w:val="center"/>
+              <w:pBdr>
+                <w:bottom w:val="none" w:sz="0" w:space="0" w:color="000000"/>
+                <w:top w:val="none" w:sz="0" w:space="0" w:color="000000"/>
+                <w:left w:val="none" w:sz="0" w:space="0" w:color="000000"/>
+                <w:right w:val="none" w:sz="0" w:space="0" w:color="000000"/>
+              </w:pBdr>
+              <w:spacing w:after="100" w:before="100" w:line="240"/>
+              <w:ind w:left="100" w:right="100" w:firstLine="0" w:firstLineChars="0"/>
+              <w:rPr>
+                <w:rFonts w:ascii="Helvetica" w:hAnsi="Helvetica" w:eastAsia="Helvetica" w:cs="Helvetica"/>
+                <w:i w:val="false"/>
+                <w:b w:val="false"/>
+                <w:u w:val="none"/>
+                <w:sz w:val="22"/>
+                <w:szCs w:val="22"/>
+                <w:color w:val="000000"/>
+              </w:rPr>
+            </w:pPr>
+            <w:r>
+              <w:rPr>
+                <w:rFonts w:ascii="Helvetica" w:hAnsi="Helvetica" w:eastAsia="Helvetica" w:cs="Helvetica"/>
+                <w:i w:val="false"/>
+                <w:b w:val="false"/>
+                <w:u w:val="none"/>
+                <w:sz w:val="22"/>
+                <w:szCs w:val="22"/>
+                <w:color w:val="000000"/>
+              </w:rPr>
+              <w:t xml:space="preserve">322</w:t>
             </w:r>
           </w:p>
         </w:tc>
@@ -14733,7 +14733,7 @@
                 <w:szCs w:val="22"/>
                 <w:color w:val="000000"/>
               </w:rPr>
-              <w:t xml:space="preserve">0.991</w:t>
+              <w:t xml:space="preserve">0.987</w:t>
             </w:r>
           </w:p>
         </w:tc>
@@ -14845,60 +14845,60 @@
                 <w:szCs w:val="22"/>
                 <w:color w:val="000000"/>
               </w:rPr>
-              <w:t xml:space="preserve">323</w:t>
-            </w:r>
-          </w:p>
-        </w:tc>
-        <w:tc>
-          <w:tcPr>
-            <w:tcBorders>
-              <w:bottom w:val="none" w:sz="0" w:space="0" w:color="000000"/>
-              <w:top w:val="none" w:sz="0" w:space="0" w:color="000000"/>
-              <w:left w:val="none" w:sz="0" w:space="0" w:color="000000"/>
-              <w:right w:val="none" w:sz="0" w:space="0" w:color="000000"/>
-            </w:tcBorders>
-            <w:shd w:val="clear" w:color="auto" w:fill="FFFFFF"/>
-            <w:tcMar>
-              <w:top w:w="0" w:type="dxa"/>
-              <w:bottom w:w="0" w:type="dxa"/>
-              <w:left w:w="0" w:type="dxa"/>
-              <w:right w:w="0" w:type="dxa"/>
-            </w:tcMar>
-            <w:vAlign w:val="top"/>
-          </w:tcPr>
-          <w:p>
-            <w:pPr>
-              <w:pStyle w:val="Normal"/>
-              <w:jc w:val="center"/>
-              <w:pBdr>
-                <w:bottom w:val="none" w:sz="0" w:space="0" w:color="000000"/>
-                <w:top w:val="none" w:sz="0" w:space="0" w:color="000000"/>
-                <w:left w:val="none" w:sz="0" w:space="0" w:color="000000"/>
-                <w:right w:val="none" w:sz="0" w:space="0" w:color="000000"/>
-              </w:pBdr>
-              <w:spacing w:after="100" w:before="100" w:line="240"/>
-              <w:ind w:left="100" w:right="100" w:firstLine="0" w:firstLineChars="0"/>
-              <w:rPr>
-                <w:rFonts w:ascii="Helvetica" w:hAnsi="Helvetica" w:eastAsia="Helvetica" w:cs="Helvetica"/>
-                <w:i w:val="false"/>
-                <w:b w:val="false"/>
-                <w:u w:val="none"/>
-                <w:sz w:val="22"/>
-                <w:szCs w:val="22"/>
-                <w:color w:val="000000"/>
-              </w:rPr>
-            </w:pPr>
-            <w:r>
-              <w:rPr>
-                <w:rFonts w:ascii="Helvetica" w:hAnsi="Helvetica" w:eastAsia="Helvetica" w:cs="Helvetica"/>
-                <w:i w:val="false"/>
-                <w:b w:val="false"/>
-                <w:u w:val="none"/>
-                <w:sz w:val="22"/>
-                <w:szCs w:val="22"/>
-                <w:color w:val="000000"/>
-              </w:rPr>
-              <w:t xml:space="preserve">9,204,128</w:t>
+              <w:t xml:space="preserve">322</w:t>
+            </w:r>
+          </w:p>
+        </w:tc>
+        <w:tc>
+          <w:tcPr>
+            <w:tcBorders>
+              <w:bottom w:val="none" w:sz="0" w:space="0" w:color="000000"/>
+              <w:top w:val="none" w:sz="0" w:space="0" w:color="000000"/>
+              <w:left w:val="none" w:sz="0" w:space="0" w:color="000000"/>
+              <w:right w:val="none" w:sz="0" w:space="0" w:color="000000"/>
+            </w:tcBorders>
+            <w:shd w:val="clear" w:color="auto" w:fill="FFFFFF"/>
+            <w:tcMar>
+              <w:top w:w="0" w:type="dxa"/>
+              <w:bottom w:w="0" w:type="dxa"/>
+              <w:left w:w="0" w:type="dxa"/>
+              <w:right w:w="0" w:type="dxa"/>
+            </w:tcMar>
+            <w:vAlign w:val="top"/>
+          </w:tcPr>
+          <w:p>
+            <w:pPr>
+              <w:pStyle w:val="Normal"/>
+              <w:jc w:val="center"/>
+              <w:pBdr>
+                <w:bottom w:val="none" w:sz="0" w:space="0" w:color="000000"/>
+                <w:top w:val="none" w:sz="0" w:space="0" w:color="000000"/>
+                <w:left w:val="none" w:sz="0" w:space="0" w:color="000000"/>
+                <w:right w:val="none" w:sz="0" w:space="0" w:color="000000"/>
+              </w:pBdr>
+              <w:spacing w:after="100" w:before="100" w:line="240"/>
+              <w:ind w:left="100" w:right="100" w:firstLine="0" w:firstLineChars="0"/>
+              <w:rPr>
+                <w:rFonts w:ascii="Helvetica" w:hAnsi="Helvetica" w:eastAsia="Helvetica" w:cs="Helvetica"/>
+                <w:i w:val="false"/>
+                <w:b w:val="false"/>
+                <w:u w:val="none"/>
+                <w:sz w:val="22"/>
+                <w:szCs w:val="22"/>
+                <w:color w:val="000000"/>
+              </w:rPr>
+            </w:pPr>
+            <w:r>
+              <w:rPr>
+                <w:rFonts w:ascii="Helvetica" w:hAnsi="Helvetica" w:eastAsia="Helvetica" w:cs="Helvetica"/>
+                <w:i w:val="false"/>
+                <w:b w:val="false"/>
+                <w:u w:val="none"/>
+                <w:sz w:val="22"/>
+                <w:szCs w:val="22"/>
+                <w:color w:val="000000"/>
+              </w:rPr>
+              <w:t xml:space="preserve">9,203,629</w:t>
             </w:r>
           </w:p>
         </w:tc>
@@ -15057,60 +15057,60 @@
                 <w:szCs w:val="22"/>
                 <w:color w:val="000000"/>
               </w:rPr>
-              <w:t xml:space="preserve">323</w:t>
-            </w:r>
-          </w:p>
-        </w:tc>
-        <w:tc>
-          <w:tcPr>
-            <w:tcBorders>
-              <w:bottom w:val="none" w:sz="0" w:space="0" w:color="000000"/>
-              <w:top w:val="none" w:sz="0" w:space="0" w:color="000000"/>
-              <w:left w:val="none" w:sz="0" w:space="0" w:color="000000"/>
-              <w:right w:val="none" w:sz="0" w:space="0" w:color="000000"/>
-            </w:tcBorders>
-            <w:shd w:val="clear" w:color="auto" w:fill="FFFFFF"/>
-            <w:tcMar>
-              <w:top w:w="0" w:type="dxa"/>
-              <w:bottom w:w="0" w:type="dxa"/>
-              <w:left w:w="0" w:type="dxa"/>
-              <w:right w:w="0" w:type="dxa"/>
-            </w:tcMar>
-            <w:vAlign w:val="top"/>
-          </w:tcPr>
-          <w:p>
-            <w:pPr>
-              <w:pStyle w:val="Normal"/>
-              <w:jc w:val="center"/>
-              <w:pBdr>
-                <w:bottom w:val="none" w:sz="0" w:space="0" w:color="000000"/>
-                <w:top w:val="none" w:sz="0" w:space="0" w:color="000000"/>
-                <w:left w:val="none" w:sz="0" w:space="0" w:color="000000"/>
-                <w:right w:val="none" w:sz="0" w:space="0" w:color="000000"/>
-              </w:pBdr>
-              <w:spacing w:after="100" w:before="100" w:line="240"/>
-              <w:ind w:left="100" w:right="100" w:firstLine="0" w:firstLineChars="0"/>
-              <w:rPr>
-                <w:rFonts w:ascii="Helvetica" w:hAnsi="Helvetica" w:eastAsia="Helvetica" w:cs="Helvetica"/>
-                <w:i w:val="false"/>
-                <w:b w:val="false"/>
-                <w:u w:val="none"/>
-                <w:sz w:val="22"/>
-                <w:szCs w:val="22"/>
-                <w:color w:val="000000"/>
-              </w:rPr>
-            </w:pPr>
-            <w:r>
-              <w:rPr>
-                <w:rFonts w:ascii="Helvetica" w:hAnsi="Helvetica" w:eastAsia="Helvetica" w:cs="Helvetica"/>
-                <w:i w:val="false"/>
-                <w:b w:val="false"/>
-                <w:u w:val="none"/>
-                <w:sz w:val="22"/>
-                <w:szCs w:val="22"/>
-                <w:color w:val="000000"/>
-              </w:rPr>
-              <w:t xml:space="preserve">25,580</w:t>
+              <w:t xml:space="preserve">322</w:t>
+            </w:r>
+          </w:p>
+        </w:tc>
+        <w:tc>
+          <w:tcPr>
+            <w:tcBorders>
+              <w:bottom w:val="none" w:sz="0" w:space="0" w:color="000000"/>
+              <w:top w:val="none" w:sz="0" w:space="0" w:color="000000"/>
+              <w:left w:val="none" w:sz="0" w:space="0" w:color="000000"/>
+              <w:right w:val="none" w:sz="0" w:space="0" w:color="000000"/>
+            </w:tcBorders>
+            <w:shd w:val="clear" w:color="auto" w:fill="FFFFFF"/>
+            <w:tcMar>
+              <w:top w:w="0" w:type="dxa"/>
+              <w:bottom w:w="0" w:type="dxa"/>
+              <w:left w:w="0" w:type="dxa"/>
+              <w:right w:w="0" w:type="dxa"/>
+            </w:tcMar>
+            <w:vAlign w:val="top"/>
+          </w:tcPr>
+          <w:p>
+            <w:pPr>
+              <w:pStyle w:val="Normal"/>
+              <w:jc w:val="center"/>
+              <w:pBdr>
+                <w:bottom w:val="none" w:sz="0" w:space="0" w:color="000000"/>
+                <w:top w:val="none" w:sz="0" w:space="0" w:color="000000"/>
+                <w:left w:val="none" w:sz="0" w:space="0" w:color="000000"/>
+                <w:right w:val="none" w:sz="0" w:space="0" w:color="000000"/>
+              </w:pBdr>
+              <w:spacing w:after="100" w:before="100" w:line="240"/>
+              <w:ind w:left="100" w:right="100" w:firstLine="0" w:firstLineChars="0"/>
+              <w:rPr>
+                <w:rFonts w:ascii="Helvetica" w:hAnsi="Helvetica" w:eastAsia="Helvetica" w:cs="Helvetica"/>
+                <w:i w:val="false"/>
+                <w:b w:val="false"/>
+                <w:u w:val="none"/>
+                <w:sz w:val="22"/>
+                <w:szCs w:val="22"/>
+                <w:color w:val="000000"/>
+              </w:rPr>
+            </w:pPr>
+            <w:r>
+              <w:rPr>
+                <w:rFonts w:ascii="Helvetica" w:hAnsi="Helvetica" w:eastAsia="Helvetica" w:cs="Helvetica"/>
+                <w:i w:val="false"/>
+                <w:b w:val="false"/>
+                <w:u w:val="none"/>
+                <w:sz w:val="22"/>
+                <w:szCs w:val="22"/>
+                <w:color w:val="000000"/>
+              </w:rPr>
+              <w:t xml:space="preserve">0.03</w:t>
             </w:r>
           </w:p>
         </w:tc>
@@ -15328,7 +15328,7 @@
                 <w:szCs w:val="22"/>
                 <w:color w:val="000000"/>
               </w:rPr>
-              <w:t xml:space="preserve">323</w:t>
+              <w:t xml:space="preserve">322</w:t>
             </w:r>
           </w:p>
         </w:tc>
@@ -15434,7 +15434,7 @@
                 <w:szCs w:val="22"/>
                 <w:color w:val="000000"/>
               </w:rPr>
-              <w:t xml:space="preserve">0.29, 74.3</w:t>
+              <w:t xml:space="preserve">0.29, 74.4</w:t>
             </w:r>
           </w:p>
         </w:tc>
@@ -15540,60 +15540,60 @@
                 <w:szCs w:val="22"/>
                 <w:color w:val="000000"/>
               </w:rPr>
-              <w:t xml:space="preserve">323</w:t>
-            </w:r>
-          </w:p>
-        </w:tc>
-        <w:tc>
-          <w:tcPr>
-            <w:tcBorders>
-              <w:bottom w:val="none" w:sz="0" w:space="0" w:color="000000"/>
-              <w:top w:val="none" w:sz="0" w:space="0" w:color="000000"/>
-              <w:left w:val="none" w:sz="0" w:space="0" w:color="000000"/>
-              <w:right w:val="none" w:sz="0" w:space="0" w:color="000000"/>
-            </w:tcBorders>
-            <w:shd w:val="clear" w:color="auto" w:fill="FFFFFF"/>
-            <w:tcMar>
-              <w:top w:w="0" w:type="dxa"/>
-              <w:bottom w:w="0" w:type="dxa"/>
-              <w:left w:w="0" w:type="dxa"/>
-              <w:right w:w="0" w:type="dxa"/>
-            </w:tcMar>
-            <w:vAlign w:val="top"/>
-          </w:tcPr>
-          <w:p>
-            <w:pPr>
-              <w:pStyle w:val="Normal"/>
-              <w:jc w:val="center"/>
-              <w:pBdr>
-                <w:bottom w:val="none" w:sz="0" w:space="0" w:color="000000"/>
-                <w:top w:val="none" w:sz="0" w:space="0" w:color="000000"/>
-                <w:left w:val="none" w:sz="0" w:space="0" w:color="000000"/>
-                <w:right w:val="none" w:sz="0" w:space="0" w:color="000000"/>
-              </w:pBdr>
-              <w:spacing w:after="100" w:before="100" w:line="240"/>
-              <w:ind w:left="100" w:right="100" w:firstLine="0" w:firstLineChars="0"/>
-              <w:rPr>
-                <w:rFonts w:ascii="Helvetica" w:hAnsi="Helvetica" w:eastAsia="Helvetica" w:cs="Helvetica"/>
-                <w:i w:val="false"/>
-                <w:b w:val="false"/>
-                <w:u w:val="none"/>
-                <w:sz w:val="22"/>
-                <w:szCs w:val="22"/>
-                <w:color w:val="000000"/>
-              </w:rPr>
-            </w:pPr>
-            <w:r>
-              <w:rPr>
-                <w:rFonts w:ascii="Helvetica" w:hAnsi="Helvetica" w:eastAsia="Helvetica" w:cs="Helvetica"/>
-                <w:i w:val="false"/>
-                <w:b w:val="false"/>
-                <w:u w:val="none"/>
-                <w:sz w:val="22"/>
-                <w:szCs w:val="22"/>
-                <w:color w:val="000000"/>
-              </w:rPr>
-              <w:t xml:space="preserve">0.00</w:t>
+              <w:t xml:space="preserve">322</w:t>
+            </w:r>
+          </w:p>
+        </w:tc>
+        <w:tc>
+          <w:tcPr>
+            <w:tcBorders>
+              <w:bottom w:val="none" w:sz="0" w:space="0" w:color="000000"/>
+              <w:top w:val="none" w:sz="0" w:space="0" w:color="000000"/>
+              <w:left w:val="none" w:sz="0" w:space="0" w:color="000000"/>
+              <w:right w:val="none" w:sz="0" w:space="0" w:color="000000"/>
+            </w:tcBorders>
+            <w:shd w:val="clear" w:color="auto" w:fill="FFFFFF"/>
+            <w:tcMar>
+              <w:top w:w="0" w:type="dxa"/>
+              <w:bottom w:w="0" w:type="dxa"/>
+              <w:left w:w="0" w:type="dxa"/>
+              <w:right w:w="0" w:type="dxa"/>
+            </w:tcMar>
+            <w:vAlign w:val="top"/>
+          </w:tcPr>
+          <w:p>
+            <w:pPr>
+              <w:pStyle w:val="Normal"/>
+              <w:jc w:val="center"/>
+              <w:pBdr>
+                <w:bottom w:val="none" w:sz="0" w:space="0" w:color="000000"/>
+                <w:top w:val="none" w:sz="0" w:space="0" w:color="000000"/>
+                <w:left w:val="none" w:sz="0" w:space="0" w:color="000000"/>
+                <w:right w:val="none" w:sz="0" w:space="0" w:color="000000"/>
+              </w:pBdr>
+              <w:spacing w:after="100" w:before="100" w:line="240"/>
+              <w:ind w:left="100" w:right="100" w:firstLine="0" w:firstLineChars="0"/>
+              <w:rPr>
+                <w:rFonts w:ascii="Helvetica" w:hAnsi="Helvetica" w:eastAsia="Helvetica" w:cs="Helvetica"/>
+                <w:i w:val="false"/>
+                <w:b w:val="false"/>
+                <w:u w:val="none"/>
+                <w:sz w:val="22"/>
+                <w:szCs w:val="22"/>
+                <w:color w:val="000000"/>
+              </w:rPr>
+            </w:pPr>
+            <w:r>
+              <w:rPr>
+                <w:rFonts w:ascii="Helvetica" w:hAnsi="Helvetica" w:eastAsia="Helvetica" w:cs="Helvetica"/>
+                <w:i w:val="false"/>
+                <w:b w:val="false"/>
+                <w:u w:val="none"/>
+                <w:sz w:val="22"/>
+                <w:szCs w:val="22"/>
+                <w:color w:val="000000"/>
+              </w:rPr>
+              <w:t xml:space="preserve">19.0</w:t>
             </w:r>
           </w:p>
         </w:tc>
@@ -15811,7 +15811,7 @@
                 <w:szCs w:val="22"/>
                 <w:color w:val="000000"/>
               </w:rPr>
-              <w:t xml:space="preserve">323</w:t>
+              <w:t xml:space="preserve">322</w:t>
             </w:r>
           </w:p>
         </w:tc>
@@ -16023,7 +16023,7 @@
                 <w:szCs w:val="22"/>
                 <w:color w:val="000000"/>
               </w:rPr>
-              <w:t xml:space="preserve">323</w:t>
+              <w:t xml:space="preserve">322</w:t>
             </w:r>
           </w:p>
         </w:tc>
@@ -16076,7 +16076,7 @@
                 <w:szCs w:val="22"/>
                 <w:color w:val="000000"/>
               </w:rPr>
-              <w:t xml:space="preserve">0.72</w:t>
+              <w:t xml:space="preserve">0.70</w:t>
             </w:r>
           </w:p>
         </w:tc>
@@ -16129,7 +16129,7 @@
                 <w:szCs w:val="22"/>
                 <w:color w:val="000000"/>
               </w:rPr>
-              <w:t xml:space="preserve">0.00, 48,094,147,659,888,004,070,517,439,040,819,794,271,407,646,542,500,905,091,072</w:t>
+              <w:t xml:space="preserve">0.00, 250,152,953,926,079,376,638,056,037,996,600,699,650,048</w:t>
             </w:r>
           </w:p>
         </w:tc>
@@ -16182,7 +16182,7 @@
                 <w:szCs w:val="22"/>
                 <w:color w:val="000000"/>
               </w:rPr>
-              <w:t xml:space="preserve">0.996</w:t>
+              <w:t xml:space="preserve">0.994</w:t>
             </w:r>
           </w:p>
         </w:tc>
